--- a/doc/詞/宋朝/蔣捷/蔣捷-一剪梅·舟過吳江.docx
+++ b/doc/詞/宋朝/蔣捷/蔣捷-一剪梅·舟過吳江.docx
@@ -71,7 +71,7 @@
     </w:p>
     <w:p>
       <w:pPr>
-        <w:spacing w:after="0" w:line="400" w:lineRule="exact"/>
+        <w:spacing w:after="0" w:line="480" w:lineRule="exact"/>
         <w:ind w:left="0" w:right="0" w:firstLine="0"/>
         <w:rPr>
           <w:color w:val="0F0F0F"/>
@@ -86,9 +86,19 @@
           <w:sz w:val="32"/>
           <w:szCs w:val="32"/>
         </w:rPr>
-        <w:t>一片</w:t>
-      </w:r>
-      <w:proofErr w:type="gramStart"/>
+        <w:t>一片春愁待酒澆。江上舟搖，樓上簾招。</w:t>
+      </w:r>
+    </w:p>
+    <w:p>
+      <w:pPr>
+        <w:spacing w:after="0" w:line="480" w:lineRule="exact"/>
+        <w:ind w:left="0" w:right="0" w:firstLine="0"/>
+        <w:rPr>
+          <w:color w:val="0F0F0F"/>
+          <w:sz w:val="32"/>
+          <w:szCs w:val="32"/>
+        </w:rPr>
+      </w:pPr>
       <w:r>
         <w:rPr>
           <w:rFonts w:hint="eastAsia"/>
@@ -96,9 +106,19 @@
           <w:sz w:val="32"/>
           <w:szCs w:val="32"/>
         </w:rPr>
-        <w:t>春愁待酒</w:t>
-      </w:r>
-      <w:proofErr w:type="gramEnd"/>
+        <w:t>秋娘渡與泰娘橋，風又飄飄，雨又蕭蕭。</w:t>
+      </w:r>
+    </w:p>
+    <w:p>
+      <w:pPr>
+        <w:spacing w:after="0" w:line="480" w:lineRule="exact"/>
+        <w:ind w:left="0" w:right="0" w:firstLine="0"/>
+        <w:rPr>
+          <w:color w:val="0F0F0F"/>
+          <w:sz w:val="32"/>
+          <w:szCs w:val="32"/>
+        </w:rPr>
+      </w:pPr>
       <w:r>
         <w:rPr>
           <w:rFonts w:hint="eastAsia"/>
@@ -106,9 +126,19 @@
           <w:sz w:val="32"/>
           <w:szCs w:val="32"/>
         </w:rPr>
-        <w:t>澆。江</w:t>
-      </w:r>
-      <w:proofErr w:type="gramStart"/>
+        <w:t>何日歸家洗客袍？銀字笙調，心字香燒。</w:t>
+      </w:r>
+    </w:p>
+    <w:p>
+      <w:pPr>
+        <w:spacing w:after="0" w:line="480" w:lineRule="exact"/>
+        <w:ind w:left="0" w:right="0" w:firstLine="0"/>
+        <w:rPr>
+          <w:color w:val="0F0F0F"/>
+          <w:sz w:val="32"/>
+          <w:szCs w:val="32"/>
+        </w:rPr>
+      </w:pPr>
       <w:r>
         <w:rPr>
           <w:rFonts w:hint="eastAsia"/>
@@ -116,154 +146,12 @@
           <w:sz w:val="32"/>
           <w:szCs w:val="32"/>
         </w:rPr>
-        <w:t>上舟搖</w:t>
-      </w:r>
-      <w:proofErr w:type="gramEnd"/>
-      <w:r>
-        <w:rPr>
-          <w:rFonts w:hint="eastAsia"/>
-          <w:color w:val="0F0F0F"/>
-          <w:sz w:val="32"/>
-          <w:szCs w:val="32"/>
-        </w:rPr>
-        <w:t>，</w:t>
-      </w:r>
-      <w:proofErr w:type="gramStart"/>
-      <w:r>
-        <w:rPr>
-          <w:rFonts w:hint="eastAsia"/>
-          <w:color w:val="0F0F0F"/>
-          <w:sz w:val="32"/>
-          <w:szCs w:val="32"/>
-        </w:rPr>
-        <w:t>樓上簾招</w:t>
-      </w:r>
-      <w:proofErr w:type="gramEnd"/>
-      <w:r>
-        <w:rPr>
-          <w:rFonts w:hint="eastAsia"/>
-          <w:color w:val="0F0F0F"/>
-          <w:sz w:val="32"/>
-          <w:szCs w:val="32"/>
-        </w:rPr>
-        <w:t>。</w:t>
+        <w:t>流光容易把人拋，紅了櫻桃，綠了芭蕉。</w:t>
       </w:r>
     </w:p>
     <w:p>
       <w:pPr>
-        <w:spacing w:after="0" w:line="400" w:lineRule="exact"/>
-        <w:ind w:left="0" w:right="0" w:firstLine="0"/>
-        <w:rPr>
-          <w:color w:val="0F0F0F"/>
-          <w:sz w:val="32"/>
-          <w:szCs w:val="32"/>
-        </w:rPr>
-      </w:pPr>
-      <w:proofErr w:type="gramStart"/>
-      <w:r>
-        <w:rPr>
-          <w:rFonts w:hint="eastAsia"/>
-          <w:color w:val="0F0F0F"/>
-          <w:sz w:val="32"/>
-          <w:szCs w:val="32"/>
-        </w:rPr>
-        <w:t>秋娘渡與泰娘橋</w:t>
-      </w:r>
-      <w:proofErr w:type="gramEnd"/>
-      <w:r>
-        <w:rPr>
-          <w:rFonts w:hint="eastAsia"/>
-          <w:color w:val="0F0F0F"/>
-          <w:sz w:val="32"/>
-          <w:szCs w:val="32"/>
-        </w:rPr>
-        <w:t>，風又飄飄，雨又蕭蕭。</w:t>
-      </w:r>
-    </w:p>
-    <w:p>
-      <w:pPr>
-        <w:spacing w:after="0" w:line="400" w:lineRule="exact"/>
-        <w:ind w:left="0" w:right="0" w:firstLine="0"/>
-        <w:rPr>
-          <w:color w:val="0F0F0F"/>
-          <w:sz w:val="32"/>
-          <w:szCs w:val="32"/>
-        </w:rPr>
-      </w:pPr>
-      <w:r>
-        <w:rPr>
-          <w:rFonts w:hint="eastAsia"/>
-          <w:color w:val="0F0F0F"/>
-          <w:sz w:val="32"/>
-          <w:szCs w:val="32"/>
-        </w:rPr>
-        <w:t>何日歸家</w:t>
-      </w:r>
-      <w:proofErr w:type="gramStart"/>
-      <w:r>
-        <w:rPr>
-          <w:rFonts w:hint="eastAsia"/>
-          <w:color w:val="0F0F0F"/>
-          <w:sz w:val="32"/>
-          <w:szCs w:val="32"/>
-        </w:rPr>
-        <w:t>洗客袍</w:t>
-      </w:r>
-      <w:proofErr w:type="gramEnd"/>
-      <w:r>
-        <w:rPr>
-          <w:rFonts w:hint="eastAsia"/>
-          <w:color w:val="0F0F0F"/>
-          <w:sz w:val="32"/>
-          <w:szCs w:val="32"/>
-        </w:rPr>
-        <w:t>？</w:t>
-      </w:r>
-      <w:proofErr w:type="gramStart"/>
-      <w:r>
-        <w:rPr>
-          <w:rFonts w:hint="eastAsia"/>
-          <w:color w:val="0F0F0F"/>
-          <w:sz w:val="32"/>
-          <w:szCs w:val="32"/>
-        </w:rPr>
-        <w:t>銀字笙調，心字香</w:t>
-      </w:r>
-      <w:proofErr w:type="gramEnd"/>
-      <w:r>
-        <w:rPr>
-          <w:rFonts w:hint="eastAsia"/>
-          <w:color w:val="0F0F0F"/>
-          <w:sz w:val="32"/>
-          <w:szCs w:val="32"/>
-        </w:rPr>
-        <w:t>燒。</w:t>
-      </w:r>
-    </w:p>
-    <w:p>
-      <w:pPr>
-        <w:spacing w:after="0" w:line="400" w:lineRule="exact"/>
-        <w:ind w:left="0" w:right="0" w:firstLine="0"/>
-        <w:rPr>
-          <w:rFonts w:hint="eastAsia"/>
-          <w:color w:val="0F0F0F"/>
-          <w:sz w:val="32"/>
-          <w:szCs w:val="32"/>
-        </w:rPr>
-      </w:pPr>
-      <w:r>
-        <w:rPr>
-          <w:rFonts w:hint="eastAsia"/>
-          <w:color w:val="0F0F0F"/>
-          <w:sz w:val="32"/>
-          <w:szCs w:val="32"/>
-        </w:rPr>
-        <w:t>流光容易把人拋，紅了櫻桃，綠了芭蕉。</w:t>
-      </w:r>
-    </w:p>
-    <w:p>
-      <w:pPr>
-        <w:spacing w:beforeLines="50" w:before="120" w:after="0" w:line="400" w:lineRule="exact"/>
+        <w:spacing w:beforeLines="50" w:before="120" w:after="0" w:line="440" w:lineRule="exact"/>
         <w:ind w:left="0" w:right="0" w:firstLine="0"/>
       </w:pPr>
       <w:r>
@@ -277,7 +165,7 @@
     </w:p>
     <w:p>
       <w:pPr>
-        <w:spacing w:after="0" w:line="380" w:lineRule="exact"/>
+        <w:spacing w:after="0" w:line="440" w:lineRule="exact"/>
         <w:ind w:left="0" w:right="0" w:firstLine="0"/>
         <w:jc w:val="both"/>
         <w:rPr>
@@ -289,219 +177,63 @@
           <w:rFonts w:hint="eastAsia"/>
           <w:szCs w:val="28"/>
         </w:rPr>
-        <w:t xml:space="preserve">　　</w:t>
-      </w:r>
+        <w:t>滿懷的春愁無處排遣，唯有藉著美酒來澆滅心中的憂緒。江面上小船輕輕搖晃，岸邊高樓上酒旗迎風招展。</w:t>
+      </w:r>
+    </w:p>
+    <w:p>
+      <w:pPr>
+        <w:spacing w:beforeLines="50" w:before="120" w:after="0" w:line="440" w:lineRule="exact"/>
+        <w:ind w:left="0" w:right="0" w:firstLine="0"/>
+        <w:jc w:val="both"/>
+        <w:rPr>
+          <w:szCs w:val="28"/>
+        </w:rPr>
+      </w:pPr>
       <w:r>
         <w:rPr>
           <w:rFonts w:hint="eastAsia"/>
           <w:szCs w:val="28"/>
         </w:rPr>
-        <w:t>我坐在船上，船隨著吳江的水流搖來</w:t>
-      </w:r>
-      <w:proofErr w:type="gramStart"/>
+        <w:t>船兒行過了秋娘渡與泰娘橋，一路上春風陣陣飄拂，秋雨淅淅瀝瀝下個不停。</w:t>
+      </w:r>
+    </w:p>
+    <w:p>
+      <w:pPr>
+        <w:spacing w:beforeLines="50" w:before="120" w:after="0" w:line="440" w:lineRule="exact"/>
+        <w:ind w:left="0" w:right="0" w:firstLine="0"/>
+        <w:jc w:val="both"/>
+        <w:rPr>
+          <w:szCs w:val="28"/>
+        </w:rPr>
+      </w:pPr>
       <w:r>
         <w:rPr>
           <w:rFonts w:hint="eastAsia"/>
           <w:szCs w:val="28"/>
         </w:rPr>
-        <w:t>搖</w:t>
-      </w:r>
-      <w:proofErr w:type="gramEnd"/>
+        <w:t>什麼時候才能回到家中，脫下這身沾滿風塵的客袍？到那時，再調好銀字笙、點燃心字香，過上安穩的居家生活。</w:t>
+      </w:r>
+    </w:p>
+    <w:p>
+      <w:pPr>
+        <w:spacing w:beforeLines="50" w:before="120" w:after="0" w:line="440" w:lineRule="exact"/>
+        <w:ind w:left="0" w:right="0" w:firstLine="0"/>
+        <w:jc w:val="both"/>
+        <w:rPr>
+          <w:szCs w:val="28"/>
+        </w:rPr>
+      </w:pPr>
       <w:r>
         <w:rPr>
           <w:rFonts w:hint="eastAsia"/>
           <w:szCs w:val="28"/>
         </w:rPr>
-        <w:t>去。心裡有</w:t>
-      </w:r>
-      <w:proofErr w:type="gramStart"/>
-      <w:r>
-        <w:rPr>
-          <w:rFonts w:hint="eastAsia"/>
-          <w:szCs w:val="28"/>
-        </w:rPr>
-        <w:t>一種說不出</w:t>
-      </w:r>
-      <w:proofErr w:type="gramEnd"/>
-      <w:r>
-        <w:rPr>
-          <w:rFonts w:hint="eastAsia"/>
-          <w:szCs w:val="28"/>
-        </w:rPr>
-        <w:t>的傷感，像是春天帶來的愁緒。岸邊的酒館掛著招牌，被風吹得晃來晃去，彷彿在對我招手，讓我很想進去喝杯酒，忘掉心中的煩惱。</w:t>
+        <w:t>美好的青春與時光總是轉瞬即逝，輕易地將人拋棄；枝頭的櫻桃紅了，芭蕉葉也綠了，歲月就這樣匆匆流逝。</w:t>
       </w:r>
     </w:p>
     <w:p>
       <w:pPr>
-        <w:spacing w:after="0" w:line="380" w:lineRule="exact"/>
-        <w:ind w:left="0" w:right="0" w:firstLine="0"/>
-        <w:jc w:val="both"/>
-        <w:rPr>
-          <w:spacing w:val="-6"/>
-          <w:szCs w:val="28"/>
-        </w:rPr>
-      </w:pPr>
-      <w:r>
-        <w:rPr>
-          <w:rFonts w:hint="eastAsia"/>
-          <w:szCs w:val="28"/>
-        </w:rPr>
-        <w:t xml:space="preserve">　　</w:t>
-      </w:r>
-      <w:r>
-        <w:rPr>
-          <w:rFonts w:hint="eastAsia"/>
-          <w:spacing w:val="-6"/>
-          <w:szCs w:val="28"/>
-        </w:rPr>
-        <w:t>船慢慢經過有名的</w:t>
-      </w:r>
-      <w:proofErr w:type="gramStart"/>
-      <w:r>
-        <w:rPr>
-          <w:rFonts w:hint="eastAsia"/>
-          <w:spacing w:val="-6"/>
-          <w:szCs w:val="28"/>
-        </w:rPr>
-        <w:t>秋娘渡和泰娘橋</w:t>
-      </w:r>
-      <w:proofErr w:type="gramEnd"/>
-      <w:r>
-        <w:rPr>
-          <w:rFonts w:hint="eastAsia"/>
-          <w:spacing w:val="-6"/>
-          <w:szCs w:val="28"/>
-        </w:rPr>
-        <w:t>，這些地方本來是詩人們最愛讚美的美景，但我的心情不好，完全無法欣賞。我看到風不停地吹，雨也一直下，讓人更加鬱悶。</w:t>
-      </w:r>
-    </w:p>
-    <w:p>
-      <w:pPr>
-        <w:spacing w:after="0" w:line="380" w:lineRule="exact"/>
-        <w:ind w:left="0" w:right="0" w:firstLine="0"/>
-        <w:jc w:val="both"/>
-        <w:rPr>
-          <w:szCs w:val="28"/>
-        </w:rPr>
-      </w:pPr>
-      <w:r>
-        <w:rPr>
-          <w:rFonts w:hint="eastAsia"/>
-          <w:szCs w:val="28"/>
-        </w:rPr>
-        <w:t xml:space="preserve">　　</w:t>
-      </w:r>
-      <w:r>
-        <w:rPr>
-          <w:rFonts w:hint="eastAsia"/>
-          <w:szCs w:val="28"/>
-        </w:rPr>
-        <w:t>我多麼希望有一天能回到家，洗去身上</w:t>
-      </w:r>
-      <w:proofErr w:type="gramStart"/>
-      <w:r>
-        <w:rPr>
-          <w:rFonts w:hint="eastAsia"/>
-          <w:szCs w:val="28"/>
-        </w:rPr>
-        <w:t>的旅塵</w:t>
-      </w:r>
-      <w:proofErr w:type="gramEnd"/>
-      <w:r>
-        <w:rPr>
-          <w:rFonts w:hint="eastAsia"/>
-          <w:szCs w:val="28"/>
-        </w:rPr>
-        <w:t>，不再過這種四處奔波的生活。</w:t>
-      </w:r>
-      <w:r>
-        <w:rPr>
-          <w:rFonts w:hint="eastAsia"/>
-          <w:szCs w:val="28"/>
-        </w:rPr>
-        <w:t>何時能夠</w:t>
-      </w:r>
-      <w:r>
-        <w:rPr>
-          <w:rFonts w:hint="eastAsia"/>
-          <w:szCs w:val="28"/>
-        </w:rPr>
-        <w:t>和家人團聚，一起</w:t>
-      </w:r>
-      <w:r>
-        <w:rPr>
-          <w:szCs w:val="28"/>
-        </w:rPr>
-        <w:t>調弄鑲</w:t>
-      </w:r>
-      <w:proofErr w:type="gramStart"/>
-      <w:r>
-        <w:rPr>
-          <w:szCs w:val="28"/>
-        </w:rPr>
-        <w:t>有銀字的笙</w:t>
-      </w:r>
-      <w:proofErr w:type="gramEnd"/>
-      <w:r>
-        <w:rPr>
-          <w:szCs w:val="28"/>
-        </w:rPr>
-        <w:t>，點燃</w:t>
-      </w:r>
-      <w:proofErr w:type="gramStart"/>
-      <w:r>
-        <w:rPr>
-          <w:szCs w:val="28"/>
-        </w:rPr>
-        <w:t>熏爐</w:t>
-      </w:r>
-      <w:r>
-        <w:rPr>
-          <w:rFonts w:hint="eastAsia"/>
-          <w:szCs w:val="28"/>
-        </w:rPr>
-        <w:t>裡</w:t>
-      </w:r>
-      <w:r>
-        <w:rPr>
-          <w:szCs w:val="28"/>
-        </w:rPr>
-        <w:t>心</w:t>
-      </w:r>
-      <w:proofErr w:type="gramEnd"/>
-      <w:r>
-        <w:rPr>
-          <w:szCs w:val="28"/>
-        </w:rPr>
-        <w:t>形的盤香</w:t>
-      </w:r>
-      <w:r>
-        <w:rPr>
-          <w:rFonts w:hint="eastAsia"/>
-          <w:szCs w:val="28"/>
-        </w:rPr>
-        <w:t>？</w:t>
-      </w:r>
-      <w:r>
-        <w:rPr>
-          <w:rFonts w:hint="eastAsia"/>
-          <w:szCs w:val="28"/>
-        </w:rPr>
-        <w:t>春天總是過得太快，讓人來不及珍惜。櫻桃剛剛紅了，芭蕉的葉子又變得翠綠，春天走了，夏天又到了…</w:t>
-      </w:r>
-      <w:proofErr w:type="gramStart"/>
-      <w:r>
-        <w:rPr>
-          <w:rFonts w:hint="eastAsia"/>
-          <w:szCs w:val="28"/>
-        </w:rPr>
-        <w:t>…</w:t>
-      </w:r>
-      <w:proofErr w:type="gramEnd"/>
-    </w:p>
-    <w:p>
-      <w:pPr>
-        <w:spacing w:beforeLines="50" w:before="120" w:afterLines="50" w:after="120" w:line="400" w:lineRule="exact"/>
+        <w:spacing w:beforeLines="50" w:before="120" w:after="0" w:line="440" w:lineRule="exact"/>
         <w:ind w:left="0" w:right="0" w:firstLine="0"/>
         <w:rPr>
           <w:sz w:val="32"/>
@@ -523,10 +255,11 @@
         <w:pStyle w:val="a9"/>
         <w:numPr>
           <w:ilvl w:val="0"/>
-          <w:numId w:val="41"/>
+          <w:numId w:val="49"/>
         </w:numPr>
-        <w:spacing w:after="0" w:line="360" w:lineRule="exact"/>
-        <w:ind w:leftChars="0" w:left="340" w:right="0" w:hanging="357"/>
+        <w:spacing w:after="0" w:line="480" w:lineRule="exact"/>
+        <w:ind w:leftChars="0" w:left="284" w:right="0" w:hanging="301"/>
+        <w:jc w:val="both"/>
         <w:rPr>
           <w:color w:val="0F0F0F"/>
           <w:sz w:val="30"/>
@@ -540,7 +273,24 @@
           <w:sz w:val="30"/>
           <w:szCs w:val="30"/>
         </w:rPr>
-        <w:t>吳江：今</w:t>
+        <w:t>吳江：</w:t>
+      </w:r>
+      <w:r>
+        <w:rPr>
+          <w:color w:val="0F0F0F"/>
+          <w:sz w:val="30"/>
+          <w:szCs w:val="30"/>
+        </w:rPr>
+        <w:t>古縣名，位於今</w:t>
+      </w:r>
+      <w:r>
+        <w:rPr>
+          <w:color w:val="0F0F0F"/>
+          <w:sz w:val="30"/>
+          <w:szCs w:val="30"/>
+          <w:u w:val="single"/>
+        </w:rPr>
+        <w:t>江蘇省</w:t>
       </w:r>
       <w:r>
         <w:rPr>
@@ -548,9 +298,17 @@
           <w:color w:val="0F0F0F"/>
           <w:sz w:val="30"/>
           <w:szCs w:val="30"/>
+        </w:rPr>
+        <w:t xml:space="preserve"> </w:t>
+      </w:r>
+      <w:r>
+        <w:rPr>
+          <w:color w:val="0F0F0F"/>
+          <w:sz w:val="30"/>
+          <w:szCs w:val="30"/>
           <w:u w:val="single"/>
         </w:rPr>
-        <w:t>江蘇</w:t>
+        <w:t>蘇州市</w:t>
       </w:r>
       <w:r>
         <w:rPr>
@@ -559,18 +317,76 @@
           <w:sz w:val="30"/>
           <w:szCs w:val="30"/>
         </w:rPr>
-        <w:t>縣名。在</w:t>
-      </w:r>
+        <w:t xml:space="preserve"> </w:t>
+      </w:r>
+      <w:r>
+        <w:rPr>
+          <w:color w:val="0F0F0F"/>
+          <w:sz w:val="30"/>
+          <w:szCs w:val="30"/>
+          <w:u w:val="single"/>
+        </w:rPr>
+        <w:t>吳江區</w:t>
+      </w:r>
+      <w:r>
+        <w:rPr>
+          <w:color w:val="0F0F0F"/>
+          <w:sz w:val="30"/>
+          <w:szCs w:val="30"/>
+        </w:rPr>
+        <w:t>一帶。</w:t>
+      </w:r>
+    </w:p>
+    <w:p>
+      <w:pPr>
+        <w:pStyle w:val="a9"/>
+        <w:numPr>
+          <w:ilvl w:val="0"/>
+          <w:numId w:val="49"/>
+        </w:numPr>
+        <w:spacing w:after="0" w:line="480" w:lineRule="exact"/>
+        <w:ind w:leftChars="0" w:left="284" w:right="0" w:hanging="301"/>
+        <w:jc w:val="both"/>
+        <w:rPr>
+          <w:color w:val="0F0F0F"/>
+          <w:sz w:val="30"/>
+          <w:szCs w:val="30"/>
+        </w:rPr>
+      </w:pPr>
       <w:r>
         <w:rPr>
           <w:rFonts w:hint="eastAsia"/>
           <w:color w:val="0F0F0F"/>
           <w:sz w:val="30"/>
           <w:szCs w:val="30"/>
-          <w:u w:val="single"/>
-        </w:rPr>
-        <w:t>蘇州</w:t>
-      </w:r>
+        </w:rPr>
+        <w:t>澆：</w:t>
+      </w:r>
+      <w:r>
+        <w:rPr>
+          <w:color w:val="0F0F0F"/>
+          <w:sz w:val="30"/>
+          <w:szCs w:val="30"/>
+        </w:rPr>
+        <w:t>此處指藉由喝酒來消解、排遣心中的愁悶（即借酒澆愁）。</w:t>
+      </w:r>
+    </w:p>
+    <w:p>
+      <w:pPr>
+        <w:pStyle w:val="a9"/>
+        <w:numPr>
+          <w:ilvl w:val="0"/>
+          <w:numId w:val="49"/>
+        </w:numPr>
+        <w:spacing w:after="0" w:line="480" w:lineRule="exact"/>
+        <w:ind w:leftChars="0" w:left="284" w:right="0" w:hanging="301"/>
+        <w:jc w:val="both"/>
+        <w:rPr>
+          <w:color w:val="0F0F0F"/>
+          <w:sz w:val="30"/>
+          <w:szCs w:val="30"/>
+        </w:rPr>
+      </w:pPr>
       <w:r>
         <w:rPr>
           <w:rFonts w:hint="eastAsia"/>
@@ -578,7 +394,15 @@
           <w:sz w:val="30"/>
           <w:szCs w:val="30"/>
         </w:rPr>
-        <w:t>南。</w:t>
+        <w:t>簾招：</w:t>
+      </w:r>
+      <w:r>
+        <w:rPr>
+          <w:color w:val="0F0F0F"/>
+          <w:sz w:val="30"/>
+          <w:szCs w:val="30"/>
+        </w:rPr>
+        <w:t>酒家的招牌、旗幟。古代酒店常懸掛布簾作為幌子以招攬顧客。</w:t>
       </w:r>
     </w:p>
     <w:p>
@@ -586,10 +410,11 @@
         <w:pStyle w:val="a9"/>
         <w:numPr>
           <w:ilvl w:val="0"/>
-          <w:numId w:val="41"/>
+          <w:numId w:val="49"/>
         </w:numPr>
-        <w:spacing w:after="0" w:line="360" w:lineRule="exact"/>
-        <w:ind w:leftChars="0" w:left="340" w:right="0" w:hanging="357"/>
+        <w:spacing w:after="0" w:line="480" w:lineRule="exact"/>
+        <w:ind w:leftChars="0" w:left="284" w:right="0" w:hanging="301"/>
+        <w:jc w:val="both"/>
         <w:rPr>
           <w:color w:val="0F0F0F"/>
           <w:sz w:val="30"/>
@@ -603,25 +428,25 @@
           <w:sz w:val="30"/>
           <w:szCs w:val="30"/>
         </w:rPr>
-        <w:t>澆：浸灌，消除。</w:t>
-      </w:r>
-    </w:p>
-    <w:p>
-      <w:pPr>
-        <w:pStyle w:val="a9"/>
-        <w:numPr>
-          <w:ilvl w:val="0"/>
-          <w:numId w:val="41"/>
-        </w:numPr>
-        <w:spacing w:after="0" w:line="360" w:lineRule="exact"/>
-        <w:ind w:leftChars="0" w:left="340" w:right="0" w:hanging="357"/>
+        <w:t>秋娘渡：</w:t>
+      </w:r>
+      <w:r>
         <w:rPr>
           <w:color w:val="0F0F0F"/>
           <w:sz w:val="30"/>
           <w:szCs w:val="30"/>
         </w:rPr>
-      </w:pPr>
-      <w:proofErr w:type="gramStart"/>
+        <w:t>位於</w:t>
+      </w:r>
+      <w:r>
+        <w:rPr>
+          <w:color w:val="0F0F0F"/>
+          <w:sz w:val="30"/>
+          <w:szCs w:val="30"/>
+          <w:u w:val="single"/>
+        </w:rPr>
+        <w:t>江蘇</w:t>
+      </w:r>
       <w:r>
         <w:rPr>
           <w:rFonts w:hint="eastAsia"/>
@@ -629,9 +454,84 @@
           <w:sz w:val="30"/>
           <w:szCs w:val="30"/>
         </w:rPr>
-        <w:t>簾招</w:t>
-      </w:r>
-      <w:proofErr w:type="gramEnd"/>
+        <w:t xml:space="preserve"> </w:t>
+      </w:r>
+      <w:r>
+        <w:rPr>
+          <w:color w:val="0F0F0F"/>
+          <w:sz w:val="30"/>
+          <w:szCs w:val="30"/>
+          <w:u w:val="single"/>
+        </w:rPr>
+        <w:t>吳江</w:t>
+      </w:r>
+      <w:r>
+        <w:rPr>
+          <w:color w:val="0F0F0F"/>
+          <w:sz w:val="30"/>
+          <w:szCs w:val="30"/>
+        </w:rPr>
+        <w:t>，相傳為</w:t>
+      </w:r>
+      <w:r>
+        <w:rPr>
+          <w:color w:val="0F0F0F"/>
+          <w:sz w:val="30"/>
+          <w:szCs w:val="30"/>
+          <w:u w:val="single"/>
+        </w:rPr>
+        <w:t>唐代</w:t>
+      </w:r>
+      <w:r>
+        <w:rPr>
+          <w:color w:val="0F0F0F"/>
+          <w:sz w:val="30"/>
+          <w:szCs w:val="30"/>
+        </w:rPr>
+        <w:t>歌妓</w:t>
+      </w:r>
+      <w:r>
+        <w:rPr>
+          <w:color w:val="0F0F0F"/>
+          <w:sz w:val="30"/>
+          <w:szCs w:val="30"/>
+          <w:u w:val="single"/>
+        </w:rPr>
+        <w:t>杜秋娘</w:t>
+      </w:r>
+      <w:r>
+        <w:rPr>
+          <w:color w:val="0F0F0F"/>
+          <w:sz w:val="30"/>
+          <w:szCs w:val="30"/>
+        </w:rPr>
+        <w:t>的故鄉或居住地附近渡口。</w:t>
+      </w:r>
+    </w:p>
+    <w:p>
+      <w:pPr>
+        <w:pStyle w:val="a9"/>
+        <w:numPr>
+          <w:ilvl w:val="0"/>
+          <w:numId w:val="49"/>
+        </w:numPr>
+        <w:spacing w:after="0" w:line="480" w:lineRule="exact"/>
+        <w:ind w:leftChars="0" w:left="284" w:right="0" w:hanging="301"/>
+        <w:jc w:val="both"/>
+        <w:rPr>
+          <w:color w:val="0F0F0F"/>
+          <w:sz w:val="30"/>
+          <w:szCs w:val="30"/>
+        </w:rPr>
+      </w:pPr>
+      <w:r>
+        <w:rPr>
+          <w:color w:val="0F0F0F"/>
+          <w:sz w:val="30"/>
+          <w:szCs w:val="30"/>
+        </w:rPr>
+        <w:t>泰娘橋</w:t>
+      </w:r>
       <w:r>
         <w:rPr>
           <w:rFonts w:hint="eastAsia"/>
@@ -641,7 +541,65 @@
         </w:rPr>
         <w:t>：</w:t>
       </w:r>
-      <w:proofErr w:type="gramStart"/>
+      <w:r>
+        <w:rPr>
+          <w:color w:val="0F0F0F"/>
+          <w:sz w:val="30"/>
+          <w:szCs w:val="30"/>
+        </w:rPr>
+        <w:t>位於</w:t>
+      </w:r>
+      <w:r>
+        <w:rPr>
+          <w:color w:val="0F0F0F"/>
+          <w:sz w:val="30"/>
+          <w:szCs w:val="30"/>
+          <w:u w:val="single"/>
+        </w:rPr>
+        <w:t>吳江</w:t>
+      </w:r>
+      <w:r>
+        <w:rPr>
+          <w:color w:val="0F0F0F"/>
+          <w:sz w:val="30"/>
+          <w:szCs w:val="30"/>
+        </w:rPr>
+        <w:t>的古橋，與</w:t>
+      </w:r>
+      <w:r>
+        <w:rPr>
+          <w:color w:val="0F0F0F"/>
+          <w:sz w:val="30"/>
+          <w:szCs w:val="30"/>
+          <w:u w:val="single"/>
+        </w:rPr>
+        <w:t>秋娘渡</w:t>
+      </w:r>
+      <w:r>
+        <w:rPr>
+          <w:color w:val="0F0F0F"/>
+          <w:sz w:val="30"/>
+          <w:szCs w:val="30"/>
+        </w:rPr>
+        <w:t>皆為當地富含歷史人文色彩的景點。</w:t>
+      </w:r>
+    </w:p>
+    <w:p>
+      <w:pPr>
+        <w:pStyle w:val="a9"/>
+        <w:numPr>
+          <w:ilvl w:val="0"/>
+          <w:numId w:val="49"/>
+        </w:numPr>
+        <w:spacing w:after="0" w:line="480" w:lineRule="exact"/>
+        <w:ind w:leftChars="0" w:left="284" w:right="0" w:hanging="301"/>
+        <w:jc w:val="both"/>
+        <w:rPr>
+          <w:color w:val="0F0F0F"/>
+          <w:sz w:val="30"/>
+          <w:szCs w:val="30"/>
+        </w:rPr>
+      </w:pPr>
       <w:r>
         <w:rPr>
           <w:rFonts w:hint="eastAsia"/>
@@ -649,9 +607,33 @@
           <w:sz w:val="30"/>
           <w:szCs w:val="30"/>
         </w:rPr>
-        <w:t>指酒旗</w:t>
-      </w:r>
-      <w:proofErr w:type="gramEnd"/>
+        <w:t>蕭蕭：</w:t>
+      </w:r>
+      <w:r>
+        <w:rPr>
+          <w:color w:val="0F0F0F"/>
+          <w:sz w:val="30"/>
+          <w:szCs w:val="30"/>
+        </w:rPr>
+        <w:t>形容風雨急驟、冷清淒寂的聲音。</w:t>
+      </w:r>
+    </w:p>
+    <w:p>
+      <w:pPr>
+        <w:pStyle w:val="a9"/>
+        <w:numPr>
+          <w:ilvl w:val="0"/>
+          <w:numId w:val="49"/>
+        </w:numPr>
+        <w:spacing w:after="0" w:line="480" w:lineRule="exact"/>
+        <w:ind w:leftChars="0" w:left="284" w:right="0" w:hanging="301"/>
+        <w:jc w:val="both"/>
+        <w:rPr>
+          <w:color w:val="0F0F0F"/>
+          <w:sz w:val="30"/>
+          <w:szCs w:val="30"/>
+        </w:rPr>
+      </w:pPr>
       <w:r>
         <w:rPr>
           <w:rFonts w:hint="eastAsia"/>
@@ -659,7 +641,15 @@
           <w:sz w:val="30"/>
           <w:szCs w:val="30"/>
         </w:rPr>
-        <w:t>。</w:t>
+        <w:t>銀字笙：</w:t>
+      </w:r>
+      <w:r>
+        <w:rPr>
+          <w:color w:val="0F0F0F"/>
+          <w:sz w:val="30"/>
+          <w:szCs w:val="30"/>
+        </w:rPr>
+        <w:t>一種樂器。笙管上刻有銀質字飾或裝飾，為精緻的吹奏樂器。</w:t>
       </w:r>
     </w:p>
     <w:p>
@@ -667,17 +657,17 @@
         <w:pStyle w:val="a9"/>
         <w:numPr>
           <w:ilvl w:val="0"/>
-          <w:numId w:val="41"/>
+          <w:numId w:val="49"/>
         </w:numPr>
-        <w:spacing w:after="0" w:line="360" w:lineRule="exact"/>
-        <w:ind w:leftChars="0" w:left="340" w:right="0" w:hanging="357"/>
+        <w:spacing w:after="0" w:line="480" w:lineRule="exact"/>
+        <w:ind w:leftChars="0" w:left="284" w:right="0" w:hanging="301"/>
+        <w:jc w:val="both"/>
         <w:rPr>
           <w:color w:val="0F0F0F"/>
           <w:sz w:val="30"/>
           <w:szCs w:val="30"/>
         </w:rPr>
       </w:pPr>
-      <w:proofErr w:type="gramStart"/>
       <w:r>
         <w:rPr>
           <w:rFonts w:hint="eastAsia"/>
@@ -685,9 +675,8 @@
           <w:sz w:val="30"/>
           <w:szCs w:val="30"/>
         </w:rPr>
-        <w:t>秋娘渡</w:t>
-      </w:r>
-      <w:proofErr w:type="gramEnd"/>
+        <w:t>心字香</w:t>
+      </w:r>
       <w:r>
         <w:rPr>
           <w:rFonts w:hint="eastAsia"/>
@@ -695,7 +684,15 @@
           <w:sz w:val="30"/>
           <w:szCs w:val="30"/>
         </w:rPr>
-        <w:t>：指</w:t>
+        <w:t>：</w:t>
+      </w:r>
+      <w:r>
+        <w:rPr>
+          <w:color w:val="0F0F0F"/>
+          <w:sz w:val="30"/>
+          <w:szCs w:val="30"/>
+        </w:rPr>
+        <w:t>一種香品。因香餅或香灰壓印成「心」字形而得名，燃燒時香氣氤氳</w:t>
       </w:r>
       <w:r>
         <w:rPr>
@@ -703,9 +700,17 @@
           <w:color w:val="0F0F0F"/>
           <w:sz w:val="30"/>
           <w:szCs w:val="30"/>
-          <w:u w:val="single"/>
-        </w:rPr>
-        <w:t>吳江渡</w:t>
+        </w:rPr>
+        <w:t>(</w:t>
+      </w:r>
+      <w:r>
+        <w:rPr>
+          <w:rFonts w:hint="eastAsia"/>
+          <w:color w:val="EE0000"/>
+          <w:sz w:val="16"/>
+          <w:szCs w:val="16"/>
+        </w:rPr>
+        <w:t>ㄧㄣ ㄩㄣ</w:t>
       </w:r>
       <w:r>
         <w:rPr>
@@ -714,9 +719,22 @@
           <w:sz w:val="30"/>
           <w:szCs w:val="30"/>
         </w:rPr>
-        <w:t>。</w:t>
-      </w:r>
-      <w:proofErr w:type="gramStart"/>
+        <w:t>)(</w:t>
+      </w:r>
+      <w:r>
+        <w:rPr>
+          <w:rFonts w:hint="eastAsia"/>
+        </w:rPr>
+        <w:t xml:space="preserve"> </w:t>
+      </w:r>
+      <w:r>
+        <w:rPr>
+          <w:color w:val="0F0F0F"/>
+          <w:sz w:val="30"/>
+          <w:szCs w:val="30"/>
+        </w:rPr>
+        <w:t>煙氣瀰漫的樣子。</w:t>
+      </w:r>
       <w:r>
         <w:rPr>
           <w:rFonts w:hint="eastAsia"/>
@@ -724,354 +742,20 @@
           <w:sz w:val="30"/>
           <w:szCs w:val="30"/>
         </w:rPr>
-        <w:t>秋娘</w:t>
-      </w:r>
-      <w:proofErr w:type="gramEnd"/>
-      <w:r>
-        <w:rPr>
-          <w:rFonts w:hint="eastAsia"/>
+        <w:t>)</w:t>
+      </w:r>
+      <w:r>
+        <w:rPr>
           <w:color w:val="0F0F0F"/>
           <w:sz w:val="30"/>
           <w:szCs w:val="30"/>
         </w:rPr>
-        <w:t>：</w:t>
-      </w:r>
-      <w:r>
-        <w:rPr>
-          <w:rFonts w:hint="eastAsia"/>
-          <w:color w:val="0F0F0F"/>
-          <w:sz w:val="30"/>
-          <w:szCs w:val="30"/>
-          <w:u w:val="single"/>
-        </w:rPr>
-        <w:t>唐代</w:t>
-      </w:r>
-      <w:r>
-        <w:rPr>
-          <w:rFonts w:hint="eastAsia"/>
-          <w:color w:val="0F0F0F"/>
-          <w:sz w:val="30"/>
-          <w:szCs w:val="30"/>
-        </w:rPr>
-        <w:t>歌伎常用名，或有用以通稱善歌貌美之歌伎者。又稱</w:t>
-      </w:r>
-      <w:r>
-        <w:rPr>
-          <w:rFonts w:hint="eastAsia"/>
-          <w:color w:val="0F0F0F"/>
-          <w:sz w:val="30"/>
-          <w:szCs w:val="30"/>
-          <w:u w:val="single"/>
-        </w:rPr>
-        <w:t>杜仲陽</w:t>
-      </w:r>
-      <w:r>
-        <w:rPr>
-          <w:rFonts w:hint="eastAsia"/>
-          <w:color w:val="0F0F0F"/>
-          <w:sz w:val="30"/>
-          <w:szCs w:val="30"/>
-        </w:rPr>
-        <w:t>，為</w:t>
-      </w:r>
-      <w:proofErr w:type="gramStart"/>
-      <w:r>
-        <w:rPr>
-          <w:rFonts w:hint="eastAsia"/>
-          <w:color w:val="0F0F0F"/>
-          <w:sz w:val="30"/>
-          <w:szCs w:val="30"/>
-          <w:u w:val="single"/>
-        </w:rPr>
-        <w:t>唐德宗</w:t>
-      </w:r>
-      <w:r>
-        <w:rPr>
-          <w:rFonts w:hint="eastAsia"/>
-          <w:color w:val="0F0F0F"/>
-          <w:sz w:val="30"/>
-          <w:szCs w:val="30"/>
-        </w:rPr>
-        <w:t>時鎮海軍</w:t>
-      </w:r>
-      <w:proofErr w:type="gramEnd"/>
-      <w:r>
-        <w:rPr>
-          <w:rFonts w:hint="eastAsia"/>
-          <w:color w:val="0F0F0F"/>
-          <w:sz w:val="30"/>
-          <w:szCs w:val="30"/>
-        </w:rPr>
-        <w:t>節</w:t>
-      </w:r>
-      <w:proofErr w:type="gramStart"/>
-      <w:r>
-        <w:rPr>
-          <w:rFonts w:hint="eastAsia"/>
-          <w:color w:val="0F0F0F"/>
-          <w:sz w:val="30"/>
-          <w:szCs w:val="30"/>
-        </w:rPr>
-        <w:t>度史</w:t>
-      </w:r>
-      <w:r>
-        <w:rPr>
-          <w:rFonts w:hint="eastAsia"/>
-          <w:color w:val="0F0F0F"/>
-          <w:sz w:val="30"/>
-          <w:szCs w:val="30"/>
-          <w:u w:val="single"/>
-        </w:rPr>
-        <w:t>李</w:t>
-      </w:r>
-      <w:r>
-        <w:rPr>
-          <w:rFonts w:hint="eastAsia"/>
-          <w:color w:val="0F0F0F"/>
-          <w:sz w:val="30"/>
-          <w:szCs w:val="30"/>
-          <w:u w:val="single"/>
-        </w:rPr>
-        <w:t>錡</w:t>
-      </w:r>
-      <w:proofErr w:type="gramEnd"/>
-      <w:r>
-        <w:rPr>
-          <w:rFonts w:hint="eastAsia"/>
-          <w:color w:val="0F0F0F"/>
-          <w:sz w:val="30"/>
-          <w:szCs w:val="30"/>
-        </w:rPr>
-        <w:t>侍女。</w:t>
+        <w:t>。</w:t>
       </w:r>
     </w:p>
     <w:p>
       <w:pPr>
-        <w:pStyle w:val="a9"/>
-        <w:numPr>
-          <w:ilvl w:val="0"/>
-          <w:numId w:val="41"/>
-        </w:numPr>
-        <w:spacing w:after="0" w:line="360" w:lineRule="exact"/>
-        <w:ind w:leftChars="0" w:left="340" w:right="0" w:hanging="357"/>
-        <w:rPr>
-          <w:color w:val="0F0F0F"/>
-          <w:sz w:val="30"/>
-          <w:szCs w:val="30"/>
-        </w:rPr>
-      </w:pPr>
-      <w:r>
-        <w:rPr>
-          <w:rFonts w:hint="eastAsia"/>
-          <w:color w:val="0F0F0F"/>
-          <w:sz w:val="30"/>
-          <w:szCs w:val="30"/>
-        </w:rPr>
-        <w:t>蕭蕭：雨聲。</w:t>
-      </w:r>
-    </w:p>
-    <w:p>
-      <w:pPr>
-        <w:pStyle w:val="a9"/>
-        <w:numPr>
-          <w:ilvl w:val="0"/>
-          <w:numId w:val="41"/>
-        </w:numPr>
-        <w:spacing w:after="0" w:line="360" w:lineRule="exact"/>
-        <w:ind w:leftChars="0" w:left="340" w:right="0" w:hanging="357"/>
-        <w:rPr>
-          <w:color w:val="0F0F0F"/>
-          <w:sz w:val="30"/>
-          <w:szCs w:val="30"/>
-        </w:rPr>
-      </w:pPr>
-      <w:r>
-        <w:rPr>
-          <w:rFonts w:hint="eastAsia"/>
-          <w:color w:val="0F0F0F"/>
-          <w:sz w:val="30"/>
-          <w:szCs w:val="30"/>
-        </w:rPr>
-        <w:t>銀字</w:t>
-      </w:r>
-      <w:proofErr w:type="gramStart"/>
-      <w:r>
-        <w:rPr>
-          <w:rFonts w:hint="eastAsia"/>
-          <w:color w:val="0F0F0F"/>
-          <w:sz w:val="30"/>
-          <w:szCs w:val="30"/>
-        </w:rPr>
-        <w:t>笙</w:t>
-      </w:r>
-      <w:proofErr w:type="gramEnd"/>
-      <w:r>
-        <w:rPr>
-          <w:rFonts w:hint="eastAsia"/>
-          <w:color w:val="0F0F0F"/>
-          <w:sz w:val="30"/>
-          <w:szCs w:val="30"/>
-        </w:rPr>
-        <w:t>：管樂器的一種。調</w:t>
-      </w:r>
-      <w:proofErr w:type="gramStart"/>
-      <w:r>
-        <w:rPr>
-          <w:rFonts w:hint="eastAsia"/>
-          <w:color w:val="0F0F0F"/>
-          <w:sz w:val="30"/>
-          <w:szCs w:val="30"/>
-        </w:rPr>
-        <w:t>笙</w:t>
-      </w:r>
-      <w:proofErr w:type="gramEnd"/>
-      <w:r>
-        <w:rPr>
-          <w:rFonts w:hint="eastAsia"/>
-          <w:color w:val="0F0F0F"/>
-          <w:sz w:val="30"/>
-          <w:szCs w:val="30"/>
-        </w:rPr>
-        <w:t>，調弄</w:t>
-      </w:r>
-      <w:proofErr w:type="gramStart"/>
-      <w:r>
-        <w:rPr>
-          <w:rFonts w:hint="eastAsia"/>
-          <w:color w:val="0F0F0F"/>
-          <w:sz w:val="30"/>
-          <w:szCs w:val="30"/>
-        </w:rPr>
-        <w:t>有銀字的笙</w:t>
-      </w:r>
-      <w:proofErr w:type="gramEnd"/>
-      <w:r>
-        <w:rPr>
-          <w:rFonts w:hint="eastAsia"/>
-          <w:color w:val="0F0F0F"/>
-          <w:sz w:val="30"/>
-          <w:szCs w:val="30"/>
-        </w:rPr>
-        <w:t>。</w:t>
-      </w:r>
-    </w:p>
-    <w:p>
-      <w:pPr>
-        <w:pStyle w:val="a9"/>
-        <w:numPr>
-          <w:ilvl w:val="0"/>
-          <w:numId w:val="41"/>
-        </w:numPr>
-        <w:spacing w:after="0" w:line="360" w:lineRule="exact"/>
-        <w:ind w:leftChars="0" w:left="340" w:right="0" w:hanging="357"/>
-        <w:rPr>
-          <w:color w:val="0F0F0F"/>
-          <w:sz w:val="30"/>
-          <w:szCs w:val="30"/>
-        </w:rPr>
-      </w:pPr>
-      <w:proofErr w:type="gramStart"/>
-      <w:r>
-        <w:rPr>
-          <w:rFonts w:hint="eastAsia"/>
-          <w:color w:val="0F0F0F"/>
-          <w:sz w:val="30"/>
-          <w:szCs w:val="30"/>
-        </w:rPr>
-        <w:t>心字香</w:t>
-      </w:r>
-      <w:proofErr w:type="gramEnd"/>
-      <w:r>
-        <w:rPr>
-          <w:rFonts w:hint="eastAsia"/>
-          <w:color w:val="0F0F0F"/>
-          <w:sz w:val="30"/>
-          <w:szCs w:val="30"/>
-        </w:rPr>
-        <w:t>：</w:t>
-      </w:r>
-      <w:r>
-        <w:rPr>
-          <w:rFonts w:hint="eastAsia"/>
-          <w:color w:val="0F0F0F"/>
-          <w:sz w:val="30"/>
-          <w:szCs w:val="30"/>
-        </w:rPr>
-        <w:t>點</w:t>
-      </w:r>
-      <w:proofErr w:type="gramStart"/>
-      <w:r>
-        <w:rPr>
-          <w:rFonts w:hint="eastAsia"/>
-          <w:color w:val="0F0F0F"/>
-          <w:sz w:val="30"/>
-          <w:szCs w:val="30"/>
-        </w:rPr>
-        <w:t>熏爐裡</w:t>
-      </w:r>
-      <w:r>
-        <w:rPr>
-          <w:rFonts w:hint="eastAsia"/>
-          <w:color w:val="0F0F0F"/>
-          <w:sz w:val="30"/>
-          <w:szCs w:val="30"/>
-        </w:rPr>
-        <w:t>心</w:t>
-      </w:r>
-      <w:proofErr w:type="gramEnd"/>
-      <w:r>
-        <w:rPr>
-          <w:rFonts w:hint="eastAsia"/>
-          <w:color w:val="0F0F0F"/>
-          <w:sz w:val="30"/>
-          <w:szCs w:val="30"/>
-        </w:rPr>
-        <w:t>字形的香。</w:t>
-      </w:r>
-      <w:proofErr w:type="gramStart"/>
-      <w:r>
-        <w:rPr>
-          <w:rFonts w:hint="eastAsia"/>
-          <w:color w:val="0F0F0F"/>
-          <w:sz w:val="30"/>
-          <w:szCs w:val="30"/>
-        </w:rPr>
-        <w:t>熏爐</w:t>
-      </w:r>
-      <w:proofErr w:type="gramEnd"/>
-      <w:r>
-        <w:rPr>
-          <w:rFonts w:hint="eastAsia"/>
-          <w:color w:val="0F0F0F"/>
-          <w:sz w:val="30"/>
-          <w:szCs w:val="30"/>
-        </w:rPr>
-        <w:t>：</w:t>
-      </w:r>
-      <w:proofErr w:type="gramStart"/>
-      <w:r>
-        <w:rPr>
-          <w:rFonts w:hint="eastAsia"/>
-          <w:color w:val="0F0F0F"/>
-          <w:sz w:val="30"/>
-          <w:szCs w:val="30"/>
-        </w:rPr>
-        <w:t>熏香</w:t>
-      </w:r>
-      <w:proofErr w:type="gramEnd"/>
-      <w:r>
-        <w:rPr>
-          <w:rFonts w:hint="eastAsia"/>
-          <w:color w:val="0F0F0F"/>
-          <w:sz w:val="30"/>
-          <w:szCs w:val="30"/>
-        </w:rPr>
-        <w:t>、取暖用的火爐。</w:t>
-      </w:r>
-    </w:p>
-    <w:p>
-      <w:pPr>
-        <w:spacing w:beforeLines="50" w:before="120" w:after="0" w:line="400" w:lineRule="exact"/>
+        <w:spacing w:beforeLines="50" w:before="120" w:after="0" w:line="440" w:lineRule="exact"/>
         <w:ind w:left="-6" w:right="0" w:hanging="11"/>
         <w:rPr>
           <w:szCs w:val="28"/>
@@ -1096,321 +780,30 @@
     </w:p>
     <w:p>
       <w:pPr>
+        <w:spacing w:after="0" w:line="480" w:lineRule="exact"/>
+        <w:ind w:left="11" w:right="0" w:hanging="11"/>
+        <w:jc w:val="both"/>
+        <w:rPr>
+          <w:bCs/>
+          <w:szCs w:val="28"/>
+        </w:rPr>
+      </w:pPr>
+      <w:r>
         <w:rPr>
           <w:rFonts w:hint="eastAsia"/>
           <w:bCs/>
           <w:szCs w:val="28"/>
         </w:rPr>
-      </w:pPr>
+        <w:t xml:space="preserve">　　</w:t>
+      </w:r>
       <w:r>
         <w:rPr>
           <w:rFonts w:hint="eastAsia"/>
           <w:bCs/>
           <w:szCs w:val="28"/>
         </w:rPr>
-        <w:t xml:space="preserve">    </w:t>
-      </w:r>
-      <w:r>
-        <w:rPr>
-          <w:rFonts w:hint="eastAsia"/>
-          <w:bCs/>
-          <w:szCs w:val="28"/>
-        </w:rPr>
-        <w:t>這首詞描寫了旅途中的愁緒，透過細膩的景物描寫與深</w:t>
-      </w:r>
-      <w:proofErr w:type="gramStart"/>
-      <w:r>
-        <w:rPr>
-          <w:rFonts w:hint="eastAsia"/>
-          <w:bCs/>
-          <w:szCs w:val="28"/>
-        </w:rPr>
-        <w:t>沉</w:t>
-      </w:r>
-      <w:proofErr w:type="gramEnd"/>
-      <w:r>
-        <w:rPr>
-          <w:rFonts w:hint="eastAsia"/>
-          <w:bCs/>
-          <w:szCs w:val="28"/>
-        </w:rPr>
-        <w:t>的情感抒發，表現了詞人</w:t>
-      </w:r>
-      <w:r>
-        <w:rPr>
-          <w:rFonts w:hint="eastAsia"/>
-          <w:b/>
-          <w:szCs w:val="28"/>
-        </w:rPr>
-        <w:t>羈旅</w:t>
-      </w:r>
-      <w:r>
-        <w:rPr>
-          <w:rFonts w:hint="eastAsia"/>
-          <w:bCs/>
-          <w:szCs w:val="28"/>
-        </w:rPr>
-        <w:t>漂泊的無奈，以及對故鄉與溫馨生活的嚮往。詞中借助江景、風雨、櫻桃與芭蕉等意象，營造出既感傷又富有詩意的氛圍，讓讀者在字裡行間體會到淡淡的離愁與對時光流逝的無奈。</w:t>
-      </w:r>
-    </w:p>
-    <w:p>
-      <w:pPr>
-        <w:spacing w:after="0" w:line="380" w:lineRule="exact"/>
-        <w:ind w:left="-6" w:right="0" w:hanging="11"/>
-        <w:rPr>
-          <w:bCs/>
-          <w:szCs w:val="28"/>
-        </w:rPr>
-      </w:pPr>
-      <w:r>
-        <w:rPr>
-          <w:rFonts w:hint="eastAsia"/>
-          <w:bCs/>
-          <w:szCs w:val="28"/>
-        </w:rPr>
-        <w:t xml:space="preserve">　　</w:t>
-      </w:r>
-      <w:r>
-        <w:rPr>
-          <w:rFonts w:hint="eastAsia"/>
-          <w:bCs/>
-          <w:szCs w:val="28"/>
-        </w:rPr>
-        <w:t>詞的開篇「一片</w:t>
-      </w:r>
-      <w:proofErr w:type="gramStart"/>
-      <w:r>
-        <w:rPr>
-          <w:rFonts w:hint="eastAsia"/>
-          <w:bCs/>
-          <w:szCs w:val="28"/>
-        </w:rPr>
-        <w:t>春愁待酒</w:t>
-      </w:r>
-      <w:proofErr w:type="gramEnd"/>
-      <w:r>
-        <w:rPr>
-          <w:rFonts w:hint="eastAsia"/>
-          <w:bCs/>
-          <w:szCs w:val="28"/>
-        </w:rPr>
-        <w:t>澆」，直接點出主題</w:t>
-      </w:r>
-      <w:r>
-        <w:rPr>
-          <w:rFonts w:hint="eastAsia"/>
-          <w:bCs/>
-          <w:szCs w:val="28"/>
-        </w:rPr>
-        <w:t>--</w:t>
-      </w:r>
-      <w:r>
-        <w:rPr>
-          <w:rFonts w:hint="eastAsia"/>
-          <w:bCs/>
-          <w:szCs w:val="28"/>
-        </w:rPr>
-        <w:t>春天帶來的離愁別</w:t>
-      </w:r>
-      <w:proofErr w:type="gramStart"/>
-      <w:r>
-        <w:rPr>
-          <w:rFonts w:hint="eastAsia"/>
-          <w:bCs/>
-          <w:szCs w:val="28"/>
-        </w:rPr>
-        <w:t>緒</w:t>
-      </w:r>
-      <w:proofErr w:type="gramEnd"/>
-      <w:r>
-        <w:rPr>
-          <w:rFonts w:hint="eastAsia"/>
-          <w:bCs/>
-          <w:szCs w:val="28"/>
-        </w:rPr>
-        <w:t>讓詞人心情沉重，他希望藉酒來排解心中的愁緒。「一片」二字形象地表現了愁緒的廣闊與綿延，而「</w:t>
-      </w:r>
-      <w:proofErr w:type="gramStart"/>
-      <w:r>
-        <w:rPr>
-          <w:rFonts w:hint="eastAsia"/>
-          <w:bCs/>
-          <w:szCs w:val="28"/>
-        </w:rPr>
-        <w:t>待酒澆</w:t>
-      </w:r>
-      <w:proofErr w:type="gramEnd"/>
-      <w:r>
-        <w:rPr>
-          <w:rFonts w:hint="eastAsia"/>
-          <w:bCs/>
-          <w:szCs w:val="28"/>
-        </w:rPr>
-        <w:t>」則表達了詞人試圖透過飲酒來化解憂傷的心情。然而，愁緒如影隨形，</w:t>
-      </w:r>
-      <w:proofErr w:type="gramStart"/>
-      <w:r>
-        <w:rPr>
-          <w:rFonts w:hint="eastAsia"/>
-          <w:bCs/>
-          <w:szCs w:val="28"/>
-        </w:rPr>
-        <w:t>酒雖能</w:t>
-      </w:r>
-      <w:proofErr w:type="gramEnd"/>
-      <w:r>
-        <w:rPr>
-          <w:rFonts w:hint="eastAsia"/>
-          <w:bCs/>
-          <w:szCs w:val="28"/>
-        </w:rPr>
-        <w:t>暫時麻痺情感，卻難以真正消除內心的</w:t>
-      </w:r>
-      <w:bookmarkStart w:id="0" w:name="_Hlk189073435"/>
-      <w:r>
-        <w:rPr>
-          <w:rFonts w:hint="eastAsia"/>
-          <w:b/>
-          <w:szCs w:val="28"/>
-        </w:rPr>
-        <w:t>惆悵</w:t>
-      </w:r>
-      <w:bookmarkEnd w:id="0"/>
-      <w:r>
-        <w:rPr>
-          <w:rFonts w:hint="eastAsia"/>
-          <w:bCs/>
-          <w:szCs w:val="28"/>
-        </w:rPr>
-        <w:t>。</w:t>
-      </w:r>
-    </w:p>
-    <w:p>
-      <w:pPr>
-        <w:spacing w:after="0" w:line="380" w:lineRule="exact"/>
-        <w:ind w:left="-6" w:right="0" w:hanging="11"/>
-        <w:rPr>
-          <w:bCs/>
-          <w:szCs w:val="28"/>
-        </w:rPr>
-      </w:pPr>
-      <w:r>
-        <w:rPr>
-          <w:rFonts w:hint="eastAsia"/>
-          <w:bCs/>
-          <w:szCs w:val="28"/>
-        </w:rPr>
-        <w:t xml:space="preserve">　　</w:t>
-      </w:r>
-      <w:r>
-        <w:rPr>
-          <w:rFonts w:hint="eastAsia"/>
-          <w:bCs/>
-          <w:szCs w:val="28"/>
-        </w:rPr>
-        <w:t>接著，「江</w:t>
-      </w:r>
-      <w:proofErr w:type="gramStart"/>
-      <w:r>
-        <w:rPr>
-          <w:rFonts w:hint="eastAsia"/>
-          <w:bCs/>
-          <w:szCs w:val="28"/>
-        </w:rPr>
-        <w:t>上舟搖</w:t>
-      </w:r>
-      <w:proofErr w:type="gramEnd"/>
-      <w:r>
-        <w:rPr>
-          <w:rFonts w:hint="eastAsia"/>
-          <w:bCs/>
-          <w:szCs w:val="28"/>
-        </w:rPr>
-        <w:t>，</w:t>
-      </w:r>
-      <w:proofErr w:type="gramStart"/>
-      <w:r>
-        <w:rPr>
-          <w:rFonts w:hint="eastAsia"/>
-          <w:bCs/>
-          <w:szCs w:val="28"/>
-        </w:rPr>
-        <w:t>樓上簾招</w:t>
-      </w:r>
-      <w:proofErr w:type="gramEnd"/>
-      <w:r>
-        <w:rPr>
-          <w:rFonts w:hint="eastAsia"/>
-          <w:bCs/>
-          <w:szCs w:val="28"/>
-        </w:rPr>
-        <w:t>」，描寫詞人所見之景。詞人乘舟行於江上，</w:t>
-      </w:r>
-      <w:proofErr w:type="gramStart"/>
-      <w:r>
-        <w:rPr>
-          <w:rFonts w:hint="eastAsia"/>
-          <w:bCs/>
-          <w:szCs w:val="28"/>
-        </w:rPr>
-        <w:t>船隨波</w:t>
-      </w:r>
-      <w:proofErr w:type="gramEnd"/>
-      <w:r>
-        <w:rPr>
-          <w:rFonts w:hint="eastAsia"/>
-          <w:bCs/>
-          <w:szCs w:val="28"/>
-        </w:rPr>
-        <w:t>搖曳，而岸邊酒樓的簾子在風中飄動，彷彿在招呼客人進來飲酒。這一幕營造出一種身處異鄉、無人可依的孤寂感，詞人雖然看到酒樓，卻沒有踏入，反而讓人更能感受到他的落寞與遊子的身不由己。</w:t>
-      </w:r>
-    </w:p>
-    <w:p>
-      <w:pPr>
-        <w:spacing w:after="0" w:line="360" w:lineRule="exact"/>
-        <w:ind w:left="-6" w:right="0" w:hanging="11"/>
-        <w:rPr>
-          <w:rFonts w:hint="eastAsia"/>
-          <w:bCs/>
-          <w:szCs w:val="28"/>
-        </w:rPr>
-      </w:pPr>
-      <w:r>
-        <w:rPr>
-          <w:rFonts w:hint="eastAsia"/>
-          <w:bCs/>
-          <w:szCs w:val="28"/>
-        </w:rPr>
-        <w:lastRenderedPageBreak/>
-        <w:t xml:space="preserve">　　</w:t>
-      </w:r>
-      <w:r>
-        <w:rPr>
-          <w:rFonts w:hint="eastAsia"/>
-          <w:bCs/>
-          <w:szCs w:val="28"/>
-        </w:rPr>
-        <w:t>「</w:t>
-      </w:r>
-      <w:proofErr w:type="gramStart"/>
-      <w:r>
-        <w:rPr>
-          <w:rFonts w:hint="eastAsia"/>
-          <w:bCs/>
-          <w:szCs w:val="28"/>
-        </w:rPr>
-        <w:t>秋娘渡與泰娘橋</w:t>
-      </w:r>
-      <w:proofErr w:type="gramEnd"/>
-      <w:r>
-        <w:rPr>
-          <w:rFonts w:hint="eastAsia"/>
-          <w:bCs/>
-          <w:szCs w:val="28"/>
-        </w:rPr>
-        <w:t>」，提到了兩個歷史悠久的地點。</w:t>
-      </w:r>
-      <w:proofErr w:type="gramStart"/>
+        <w:t>這首詞為</w:t>
+      </w:r>
       <w:r>
         <w:rPr>
           <w:rFonts w:hint="eastAsia"/>
@@ -1418,7 +811,7 @@
           <w:szCs w:val="28"/>
           <w:u w:val="single"/>
         </w:rPr>
-        <w:t>秋娘渡</w:t>
+        <w:t>南宋</w:t>
       </w:r>
       <w:r>
         <w:rPr>
@@ -1426,7 +819,7 @@
           <w:bCs/>
           <w:szCs w:val="28"/>
         </w:rPr>
-        <w:t>與</w:t>
+        <w:t>末年詞人</w:t>
       </w:r>
       <w:r>
         <w:rPr>
@@ -1435,7 +828,7 @@
           <w:szCs w:val="28"/>
           <w:u w:val="single"/>
         </w:rPr>
-        <w:t>泰娘橋</w:t>
+        <w:t>蔣捷</w:t>
       </w:r>
       <w:r>
         <w:rPr>
@@ -1443,70 +836,98 @@
           <w:bCs/>
           <w:szCs w:val="28"/>
         </w:rPr>
-        <w:t>曾</w:t>
-      </w:r>
-      <w:proofErr w:type="gramEnd"/>
+        <w:t>的代表作。詞人身處國破家亡之際，長期流落</w:t>
+      </w:r>
       <w:r>
         <w:rPr>
           <w:rFonts w:hint="eastAsia"/>
           <w:bCs/>
           <w:szCs w:val="28"/>
-        </w:rPr>
-        <w:t>是詩人們筆下的名勝，但在詞人的眼中，卻無心欣賞，只覺得風雨交加。「風又飄飄，雨又蕭蕭」，透過風雨的描寫，營造出淒涼的氛圍。風雨本是常見的自然現象，但在這裡卻與詞人的心境相呼應，象徵著他內心的動</w:t>
-      </w:r>
-      <w:proofErr w:type="gramStart"/>
+          <w:u w:val="single"/>
+        </w:rPr>
+        <w:t>江南</w:t>
+      </w:r>
+      <w:r>
+        <w:rPr>
+          <w:bCs/>
+          <w:szCs w:val="28"/>
+        </w:rPr>
+        <w:br/>
+      </w:r>
       <w:r>
         <w:rPr>
           <w:rFonts w:hint="eastAsia"/>
           <w:bCs/>
           <w:szCs w:val="28"/>
         </w:rPr>
-        <w:t>盪</w:t>
-      </w:r>
-      <w:proofErr w:type="gramEnd"/>
+        <w:t>、飄泊異鄉。「一片春愁待酒澆」破題，將愁緒具象化為</w:t>
+      </w:r>
+      <w:r>
+        <w:rPr>
+          <w:rFonts w:hint="eastAsia"/>
+          <w:b/>
+          <w:szCs w:val="28"/>
+        </w:rPr>
+        <w:t>沉甸甸</w:t>
+      </w:r>
       <w:r>
         <w:rPr>
           <w:rFonts w:hint="eastAsia"/>
           <w:bCs/>
           <w:szCs w:val="28"/>
         </w:rPr>
-        <w:t>與</w:t>
-      </w:r>
-      <w:proofErr w:type="gramStart"/>
+        <w:t>的「一片」，深鎖心頭，唯有借酒澆愁。起句</w:t>
+      </w:r>
+      <w:r>
+        <w:rPr>
+          <w:rFonts w:hint="eastAsia"/>
+          <w:b/>
+          <w:szCs w:val="28"/>
+        </w:rPr>
+        <w:t>沉鬱</w:t>
+      </w:r>
       <w:r>
         <w:rPr>
           <w:rFonts w:hint="eastAsia"/>
           <w:bCs/>
           <w:szCs w:val="28"/>
         </w:rPr>
-        <w:t>憂愁，</w:t>
-      </w:r>
-      <w:proofErr w:type="gramEnd"/>
+        <w:t>，定下了全篇淒清孤寂的基調。</w:t>
+      </w:r>
+    </w:p>
+    <w:p>
+      <w:pPr>
+        <w:spacing w:after="0" w:line="480" w:lineRule="exact"/>
+        <w:ind w:left="11" w:right="0" w:hanging="11"/>
+        <w:jc w:val="both"/>
+        <w:rPr>
+          <w:bCs/>
+          <w:szCs w:val="28"/>
+        </w:rPr>
+      </w:pPr>
       <w:r>
         <w:rPr>
           <w:rFonts w:hint="eastAsia"/>
           <w:bCs/>
           <w:szCs w:val="28"/>
         </w:rPr>
-        <w:t>使畫面更添愁緒。</w:t>
-      </w:r>
-    </w:p>
-    <w:p>
-      <w:pPr>
-        <w:spacing w:after="0" w:line="360" w:lineRule="exact"/>
-        <w:ind w:left="-6" w:right="0" w:hanging="11"/>
-        <w:rPr>
-          <w:bCs/>
-          <w:szCs w:val="28"/>
-        </w:rPr>
-      </w:pPr>
+        <w:t xml:space="preserve">　　</w:t>
+      </w:r>
       <w:r>
         <w:rPr>
           <w:rFonts w:hint="eastAsia"/>
           <w:bCs/>
           <w:szCs w:val="28"/>
         </w:rPr>
-        <w:t xml:space="preserve">　　</w:t>
+        <w:t>下句「江上舟搖，樓上簾招」，</w:t>
+      </w:r>
+      <w:r>
+        <w:rPr>
+          <w:rFonts w:hint="eastAsia"/>
+          <w:b/>
+          <w:szCs w:val="28"/>
+        </w:rPr>
+        <w:t>以動襯靜</w:t>
       </w:r>
       <w:r>
         <w:rPr>
@@ -1514,34 +935,78 @@
           <w:bCs/>
           <w:szCs w:val="28"/>
         </w:rPr>
-        <w:t>詞的下片以「何日歸家</w:t>
-      </w:r>
-      <w:proofErr w:type="gramStart"/>
+        <w:t>。江面孤舟搖晃不定，暗示身如浮萍的飄零；岸邊酒旗招展，更</w:t>
+      </w:r>
+      <w:r>
+        <w:rPr>
+          <w:rFonts w:hint="eastAsia"/>
+          <w:b/>
+          <w:szCs w:val="28"/>
+        </w:rPr>
+        <w:t>反襯</w:t>
+      </w:r>
       <w:r>
         <w:rPr>
           <w:rFonts w:hint="eastAsia"/>
           <w:bCs/>
           <w:szCs w:val="28"/>
         </w:rPr>
-        <w:t>洗客袍</w:t>
-      </w:r>
-      <w:proofErr w:type="gramEnd"/>
+        <w:t>出客居他鄉的孤獨。隨後「秋娘渡與泰娘橋，風又飄飄，雨又蕭蕭」，點明行旅的具體地點與惡劣天候。風雨交加的自然環境，完美疊合了詞人內心風雨飄搖的動盪與悲涼。</w:t>
+      </w:r>
+    </w:p>
+    <w:p>
+      <w:pPr>
+        <w:spacing w:after="0" w:line="480" w:lineRule="exact"/>
+        <w:ind w:left="11" w:right="0" w:hanging="11"/>
+        <w:jc w:val="both"/>
+        <w:rPr>
+          <w:bCs/>
+          <w:szCs w:val="28"/>
+        </w:rPr>
+      </w:pPr>
       <w:r>
         <w:rPr>
           <w:rFonts w:hint="eastAsia"/>
           <w:bCs/>
           <w:szCs w:val="28"/>
         </w:rPr>
-        <w:t>」開頭，</w:t>
-      </w:r>
-      <w:proofErr w:type="gramStart"/>
+        <w:lastRenderedPageBreak/>
+        <w:t xml:space="preserve">　　</w:t>
+      </w:r>
       <w:r>
         <w:rPr>
           <w:rFonts w:hint="eastAsia"/>
           <w:bCs/>
           <w:szCs w:val="28"/>
         </w:rPr>
-        <w:t>直抒</w:t>
+        <w:t>「何日歸家洗客袍？銀字笙調，心字香燒」，由行旅之苦轉為對安穩生活的極致嚮往。詞人並未描繪宏大的政治抱負，而是透過「洗客袍」、「調笙」、「燒香」等極具生活氣息的日常細節，展現出對平凡家庭溫暖的強烈渴望，反襯出流浪生活的無奈。</w:t>
+      </w:r>
+    </w:p>
+    <w:p>
+      <w:pPr>
+        <w:spacing w:after="0" w:line="480" w:lineRule="exact"/>
+        <w:ind w:left="11" w:right="0" w:hanging="11"/>
+        <w:jc w:val="both"/>
+        <w:rPr>
+          <w:bCs/>
+          <w:szCs w:val="28"/>
+        </w:rPr>
+      </w:pPr>
+      <w:r>
+        <w:rPr>
+          <w:rFonts w:hint="eastAsia"/>
+          <w:bCs/>
+          <w:szCs w:val="28"/>
+        </w:rPr>
+        <w:t xml:space="preserve">　　</w:t>
+      </w:r>
+      <w:r>
+        <w:rPr>
+          <w:rFonts w:hint="eastAsia"/>
+          <w:bCs/>
+          <w:szCs w:val="28"/>
+        </w:rPr>
+        <w:t>結句「流光容易把人拋，紅了櫻桃，綠了芭蕉」，化抽象的時間為具體的視覺色彩。鮮紅的櫻桃與翠綠的芭蕉，本是自然界極具生機的意象，但在詞人眼中，色彩的轉變卻成了青春老去、</w:t>
       </w:r>
       <w:r>
         <w:rPr>
@@ -1549,384 +1014,36 @@
           <w:b/>
           <w:szCs w:val="28"/>
         </w:rPr>
-        <w:t>胸臆</w:t>
-      </w:r>
-      <w:proofErr w:type="gramEnd"/>
+        <w:t>韶華</w:t>
+      </w:r>
       <w:r>
         <w:rPr>
           <w:rFonts w:hint="eastAsia"/>
           <w:bCs/>
           <w:szCs w:val="28"/>
         </w:rPr>
-        <w:t>。詞人渴望回家，希望能洗去長久以來旅途的風塵，這句話表現了他對安定生活的渴望，也流露出對流浪生活的厭倦。「</w:t>
-      </w:r>
-      <w:proofErr w:type="gramStart"/>
+        <w:t>流逝的無情見證。全篇寓情於景、情景交融，將深沉的國家之痛與個人身世之悲，</w:t>
+      </w:r>
+      <w:r>
+        <w:rPr>
+          <w:rFonts w:hint="eastAsia"/>
+          <w:b/>
+          <w:szCs w:val="28"/>
+        </w:rPr>
+        <w:t>熔鑄</w:t>
+      </w:r>
       <w:r>
         <w:rPr>
           <w:rFonts w:hint="eastAsia"/>
           <w:bCs/>
           <w:szCs w:val="28"/>
         </w:rPr>
-        <w:t>洗客袍</w:t>
-      </w:r>
-      <w:proofErr w:type="gramEnd"/>
-      <w:r>
-        <w:rPr>
-          <w:rFonts w:hint="eastAsia"/>
-          <w:bCs/>
-          <w:szCs w:val="28"/>
-        </w:rPr>
-        <w:t>」的動作，既是實際上的清理旅途</w:t>
-      </w:r>
-      <w:proofErr w:type="gramStart"/>
-      <w:r>
-        <w:rPr>
-          <w:rFonts w:hint="eastAsia"/>
-          <w:bCs/>
-          <w:szCs w:val="28"/>
-        </w:rPr>
-        <w:t>疲憊，</w:t>
-      </w:r>
-      <w:proofErr w:type="gramEnd"/>
-      <w:r>
-        <w:rPr>
-          <w:rFonts w:hint="eastAsia"/>
-          <w:bCs/>
-          <w:szCs w:val="28"/>
-        </w:rPr>
-        <w:t>也是象徵著對穩定與歸屬的期盼。</w:t>
+        <w:t>於細膩優美的行旅圖景之中。</w:t>
       </w:r>
     </w:p>
     <w:p>
       <w:pPr>
-        <w:spacing w:after="0" w:line="360" w:lineRule="exact"/>
-        <w:ind w:left="-6" w:right="0" w:hanging="11"/>
-        <w:rPr>
-          <w:bCs/>
-          <w:spacing w:val="-4"/>
-          <w:szCs w:val="28"/>
-        </w:rPr>
-      </w:pPr>
-      <w:r>
-        <w:rPr>
-          <w:rFonts w:hint="eastAsia"/>
-          <w:bCs/>
-          <w:szCs w:val="28"/>
-        </w:rPr>
-        <w:t xml:space="preserve">　　</w:t>
-      </w:r>
-      <w:r>
-        <w:rPr>
-          <w:rFonts w:hint="eastAsia"/>
-          <w:bCs/>
-          <w:spacing w:val="-4"/>
-          <w:szCs w:val="28"/>
-        </w:rPr>
-        <w:t>「</w:t>
-      </w:r>
-      <w:proofErr w:type="gramStart"/>
-      <w:r>
-        <w:rPr>
-          <w:rFonts w:hint="eastAsia"/>
-          <w:bCs/>
-          <w:spacing w:val="-4"/>
-          <w:szCs w:val="28"/>
-        </w:rPr>
-        <w:t>銀字笙調，心字香</w:t>
-      </w:r>
-      <w:proofErr w:type="gramEnd"/>
-      <w:r>
-        <w:rPr>
-          <w:rFonts w:hint="eastAsia"/>
-          <w:bCs/>
-          <w:spacing w:val="-4"/>
-          <w:szCs w:val="28"/>
-        </w:rPr>
-        <w:t>燒」，進一步描繪了詞人對家的美好想像。「</w:t>
-      </w:r>
-      <w:proofErr w:type="gramStart"/>
-      <w:r>
-        <w:rPr>
-          <w:rFonts w:hint="eastAsia"/>
-          <w:bCs/>
-          <w:spacing w:val="-4"/>
-          <w:szCs w:val="28"/>
-        </w:rPr>
-        <w:t>銀字笙</w:t>
-      </w:r>
-      <w:proofErr w:type="gramEnd"/>
-      <w:r>
-        <w:rPr>
-          <w:rFonts w:hint="eastAsia"/>
-          <w:bCs/>
-          <w:spacing w:val="-4"/>
-          <w:szCs w:val="28"/>
-        </w:rPr>
-        <w:t>」是一種裝飾華麗的樂器，象徵著高雅的生活；而「</w:t>
-      </w:r>
-      <w:proofErr w:type="gramStart"/>
-      <w:r>
-        <w:rPr>
-          <w:rFonts w:hint="eastAsia"/>
-          <w:bCs/>
-          <w:spacing w:val="-4"/>
-          <w:szCs w:val="28"/>
-        </w:rPr>
-        <w:t>心字香</w:t>
-      </w:r>
-      <w:proofErr w:type="gramEnd"/>
-      <w:r>
-        <w:rPr>
-          <w:rFonts w:hint="eastAsia"/>
-          <w:bCs/>
-          <w:spacing w:val="-4"/>
-          <w:szCs w:val="28"/>
-        </w:rPr>
-        <w:t>燒」則指的是燃燒心形盤香，香氣</w:t>
-      </w:r>
-      <w:bookmarkStart w:id="1" w:name="_Hlk189073701"/>
-      <w:r>
-        <w:rPr>
-          <w:rFonts w:hint="eastAsia"/>
-          <w:b/>
-          <w:spacing w:val="-4"/>
-          <w:szCs w:val="28"/>
-        </w:rPr>
-        <w:t>裊裊</w:t>
-      </w:r>
-      <w:bookmarkEnd w:id="1"/>
-      <w:r>
-        <w:rPr>
-          <w:rFonts w:hint="eastAsia"/>
-          <w:bCs/>
-          <w:spacing w:val="-4"/>
-          <w:szCs w:val="28"/>
-        </w:rPr>
-        <w:t>，代表著家中的寧靜與溫暖。這兩句話充滿畫面感，描繪了一個溫馨而富有詩意的家園場景，與前面旅途的孤寂形成鮮明對比，使詞人的思鄉情懷更加濃烈。</w:t>
-      </w:r>
-    </w:p>
-    <w:p>
-      <w:pPr>
-        <w:spacing w:after="0" w:line="360" w:lineRule="exact"/>
-        <w:ind w:left="-6" w:right="0" w:hanging="11"/>
-        <w:rPr>
-          <w:rFonts w:hint="eastAsia"/>
-          <w:bCs/>
-          <w:szCs w:val="28"/>
-        </w:rPr>
-      </w:pPr>
-      <w:r>
-        <w:rPr>
-          <w:rFonts w:hint="eastAsia"/>
-          <w:bCs/>
-          <w:szCs w:val="28"/>
-        </w:rPr>
-        <w:t xml:space="preserve">　　</w:t>
-      </w:r>
-      <w:r>
-        <w:rPr>
-          <w:rFonts w:hint="eastAsia"/>
-          <w:bCs/>
-          <w:szCs w:val="28"/>
-        </w:rPr>
-        <w:t>最後，「流光容易把人拋，紅了櫻桃，綠了芭蕉」，感嘆時光的流逝。歲月無情，轉眼間春去夏來，櫻桃成熟了，芭蕉葉子又變得翠綠。這句話運用了對比的手法，櫻桃的紅與芭蕉的綠，象徵著季節變換，也間接表現了人的老去與時光</w:t>
-      </w:r>
-      <w:proofErr w:type="gramStart"/>
-      <w:r>
-        <w:rPr>
-          <w:rFonts w:hint="eastAsia"/>
-          <w:bCs/>
-          <w:szCs w:val="28"/>
-        </w:rPr>
-        <w:t>不</w:t>
-      </w:r>
-      <w:proofErr w:type="gramEnd"/>
-      <w:r>
-        <w:rPr>
-          <w:rFonts w:hint="eastAsia"/>
-          <w:bCs/>
-          <w:szCs w:val="28"/>
-        </w:rPr>
-        <w:t>待人。詞人彷彿被時間拋棄，只能眼睜睜地看著歲月</w:t>
-      </w:r>
-      <w:r>
-        <w:rPr>
-          <w:rFonts w:hint="eastAsia"/>
-          <w:b/>
-          <w:szCs w:val="28"/>
-        </w:rPr>
-        <w:t>更迭</w:t>
-      </w:r>
-      <w:r>
-        <w:rPr>
-          <w:rFonts w:hint="eastAsia"/>
-          <w:bCs/>
-          <w:szCs w:val="28"/>
-        </w:rPr>
-        <w:t>，卻無力改變什麼，這種人生無常的感慨，</w:t>
-      </w:r>
-      <w:proofErr w:type="gramStart"/>
-      <w:r>
-        <w:rPr>
-          <w:rFonts w:hint="eastAsia"/>
-          <w:bCs/>
-          <w:szCs w:val="28"/>
-        </w:rPr>
-        <w:t>使全詞的</w:t>
-      </w:r>
-      <w:proofErr w:type="gramEnd"/>
-      <w:r>
-        <w:rPr>
-          <w:rFonts w:hint="eastAsia"/>
-          <w:bCs/>
-          <w:szCs w:val="28"/>
-        </w:rPr>
-        <w:t>情感更顯深</w:t>
-      </w:r>
-      <w:proofErr w:type="gramStart"/>
-      <w:r>
-        <w:rPr>
-          <w:rFonts w:hint="eastAsia"/>
-          <w:bCs/>
-          <w:szCs w:val="28"/>
-        </w:rPr>
-        <w:t>沉</w:t>
-      </w:r>
-      <w:proofErr w:type="gramEnd"/>
-      <w:r>
-        <w:rPr>
-          <w:rFonts w:hint="eastAsia"/>
-          <w:bCs/>
-          <w:szCs w:val="28"/>
-        </w:rPr>
-        <w:t>。</w:t>
-      </w:r>
-    </w:p>
-    <w:p>
-      <w:pPr>
-        <w:spacing w:after="0" w:line="360" w:lineRule="exact"/>
-        <w:ind w:left="-6" w:right="0" w:hanging="11"/>
-        <w:rPr>
-          <w:bCs/>
-          <w:szCs w:val="28"/>
-        </w:rPr>
-      </w:pPr>
-      <w:r>
-        <w:rPr>
-          <w:rFonts w:hint="eastAsia"/>
-          <w:bCs/>
-          <w:szCs w:val="28"/>
-        </w:rPr>
-        <w:t xml:space="preserve">　　</w:t>
-      </w:r>
-      <w:r>
-        <w:rPr>
-          <w:rFonts w:hint="eastAsia"/>
-          <w:bCs/>
-          <w:szCs w:val="28"/>
-        </w:rPr>
-        <w:t>這首詞在短短幾句之中，運用了豐富的意象，巧妙地將旅途的愁緒、對家的思念以及對時光流逝的感慨融為一體。上</w:t>
-      </w:r>
-      <w:proofErr w:type="gramStart"/>
-      <w:r>
-        <w:rPr>
-          <w:rFonts w:hint="eastAsia"/>
-          <w:bCs/>
-          <w:szCs w:val="28"/>
-        </w:rPr>
-        <w:t>片著</w:t>
-      </w:r>
-      <w:proofErr w:type="gramEnd"/>
-      <w:r>
-        <w:rPr>
-          <w:rFonts w:hint="eastAsia"/>
-          <w:bCs/>
-          <w:szCs w:val="28"/>
-        </w:rPr>
-        <w:t>重寫旅途的孤獨與無奈，下片則轉向對家的渴望與對時間無情的感</w:t>
-      </w:r>
-      <w:proofErr w:type="gramStart"/>
-      <w:r>
-        <w:rPr>
-          <w:rFonts w:hint="eastAsia"/>
-          <w:bCs/>
-          <w:szCs w:val="28"/>
-        </w:rPr>
-        <w:t>歎</w:t>
-      </w:r>
-      <w:proofErr w:type="gramEnd"/>
-      <w:r>
-        <w:rPr>
-          <w:rFonts w:hint="eastAsia"/>
-          <w:bCs/>
-          <w:szCs w:val="28"/>
-        </w:rPr>
-        <w:t>，層層遞進，使情感更加濃烈。</w:t>
-      </w:r>
-    </w:p>
-    <w:p>
-      <w:pPr>
-        <w:spacing w:after="0" w:line="360" w:lineRule="exact"/>
-        <w:ind w:left="-6" w:right="0" w:hanging="11"/>
-        <w:rPr>
-          <w:bCs/>
-          <w:szCs w:val="28"/>
-        </w:rPr>
-      </w:pPr>
-      <w:r>
-        <w:rPr>
-          <w:rFonts w:hint="eastAsia"/>
-          <w:bCs/>
-          <w:szCs w:val="28"/>
-        </w:rPr>
-        <w:t xml:space="preserve">　　</w:t>
-      </w:r>
-      <w:r>
-        <w:rPr>
-          <w:rFonts w:hint="eastAsia"/>
-          <w:bCs/>
-          <w:szCs w:val="28"/>
-        </w:rPr>
-        <w:t>詞人以「</w:t>
-      </w:r>
-      <w:proofErr w:type="gramStart"/>
-      <w:r>
-        <w:rPr>
-          <w:rFonts w:hint="eastAsia"/>
-          <w:bCs/>
-          <w:szCs w:val="28"/>
-        </w:rPr>
-        <w:t>春愁</w:t>
-      </w:r>
-      <w:proofErr w:type="gramEnd"/>
-      <w:r>
-        <w:rPr>
-          <w:rFonts w:hint="eastAsia"/>
-          <w:bCs/>
-          <w:szCs w:val="28"/>
-        </w:rPr>
-        <w:t>」開篇，最後以「流光」收束，展現了一種人生在外、無法掌控時間流逝的無奈。櫻桃與芭蕉的對比，更是以具體的景物變化來映襯詞人內心的滄桑，使讀者更能感受到詞人心境的變化。整首詞語言</w:t>
-      </w:r>
-      <w:r>
-        <w:rPr>
-          <w:rFonts w:hint="eastAsia"/>
-          <w:b/>
-          <w:szCs w:val="28"/>
-        </w:rPr>
-        <w:t>清新婉約</w:t>
-      </w:r>
-      <w:r>
-        <w:rPr>
-          <w:rFonts w:hint="eastAsia"/>
-          <w:bCs/>
-          <w:szCs w:val="28"/>
-        </w:rPr>
-        <w:t>，情感真摯動人，讓人讀來餘韻無窮。</w:t>
-      </w:r>
-    </w:p>
-    <w:p>
-      <w:pPr>
-        <w:spacing w:beforeLines="50" w:before="120" w:afterLines="50" w:after="120" w:line="400" w:lineRule="exact"/>
+        <w:spacing w:beforeLines="50" w:before="120" w:after="0" w:line="440" w:lineRule="exact"/>
         <w:ind w:left="-6" w:right="0" w:hanging="11"/>
         <w:rPr>
           <w:bCs/>
@@ -1952,87 +1069,30 @@
           <w:ilvl w:val="0"/>
           <w:numId w:val="14"/>
         </w:numPr>
-        <w:spacing w:after="0" w:line="360" w:lineRule="exact"/>
-        <w:ind w:leftChars="0" w:left="482" w:right="0"/>
+        <w:spacing w:after="0" w:line="480" w:lineRule="exact"/>
+        <w:ind w:leftChars="0" w:left="284" w:right="0" w:hanging="284"/>
         <w:rPr>
           <w:szCs w:val="28"/>
         </w:rPr>
       </w:pPr>
-      <w:proofErr w:type="gramStart"/>
+      <w:r>
+        <w:rPr>
+          <w:szCs w:val="28"/>
+        </w:rPr>
+        <w:t>沉甸甸</w:t>
+      </w:r>
       <w:r>
         <w:rPr>
           <w:rFonts w:hint="eastAsia"/>
           <w:szCs w:val="28"/>
         </w:rPr>
-        <w:t>羈</w:t>
-      </w:r>
-      <w:proofErr w:type="gramEnd"/>
-      <w:r>
-        <w:rPr>
-          <w:rFonts w:hint="eastAsia"/>
+        <w:t>：</w:t>
+      </w:r>
+      <w:r>
+        <w:rPr>
           <w:szCs w:val="28"/>
         </w:rPr>
-        <w:t>（</w:t>
-      </w:r>
-      <w:proofErr w:type="gramStart"/>
-      <w:r>
-        <w:rPr>
-          <w:rFonts w:hint="eastAsia"/>
-          <w:color w:val="FF0000"/>
-          <w:sz w:val="16"/>
-          <w:szCs w:val="16"/>
-        </w:rPr>
-        <w:t>ㄐㄧ</w:t>
-      </w:r>
-      <w:proofErr w:type="gramEnd"/>
-      <w:r>
-        <w:rPr>
-          <w:rFonts w:hint="eastAsia"/>
-          <w:szCs w:val="28"/>
-        </w:rPr>
-        <w:t>）</w:t>
-      </w:r>
-      <w:r>
-        <w:rPr>
-          <w:rFonts w:hint="eastAsia"/>
-          <w:szCs w:val="28"/>
-        </w:rPr>
-        <w:t>旅</w:t>
-      </w:r>
-      <w:r>
-        <w:rPr>
-          <w:rFonts w:hint="eastAsia"/>
-          <w:szCs w:val="28"/>
-        </w:rPr>
-        <w:t>：</w:t>
-      </w:r>
-      <w:r>
-        <w:rPr>
-          <w:rFonts w:hint="eastAsia"/>
-          <w:szCs w:val="28"/>
-        </w:rPr>
-        <w:t>寄居他鄉</w:t>
-      </w:r>
-      <w:r>
-        <w:rPr>
-          <w:rFonts w:hint="eastAsia"/>
-          <w:szCs w:val="28"/>
-        </w:rPr>
-        <w:t>；</w:t>
-      </w:r>
-      <w:r>
-        <w:rPr>
-          <w:rFonts w:hint="eastAsia"/>
-          <w:szCs w:val="28"/>
-        </w:rPr>
-        <w:t>寄居他鄉</w:t>
-      </w:r>
-      <w:r>
-        <w:rPr>
-          <w:rFonts w:hint="eastAsia"/>
-          <w:szCs w:val="28"/>
-        </w:rPr>
-        <w:t>的旅客。</w:t>
+        <w:t>形容物品因過重而下垂的樣子。在文學修辭中，常將抽象的情感（如愁緒、哀傷）具象化。例如「一片春愁待酒澆」中的春愁，彷彿具有重量般壓在心頭，表現出憂愁的深重與揮之不去。</w:t>
       </w:r>
     </w:p>
     <w:p>
@@ -2042,87 +1102,30 @@
           <w:ilvl w:val="0"/>
           <w:numId w:val="14"/>
         </w:numPr>
-        <w:spacing w:after="0" w:line="360" w:lineRule="exact"/>
-        <w:ind w:leftChars="0" w:right="0"/>
+        <w:spacing w:after="0" w:line="480" w:lineRule="exact"/>
+        <w:ind w:leftChars="0" w:left="284" w:right="0" w:hanging="284"/>
         <w:rPr>
           <w:szCs w:val="28"/>
         </w:rPr>
       </w:pPr>
+      <w:r>
+        <w:rPr>
+          <w:szCs w:val="28"/>
+        </w:rPr>
+        <w:t>沉鬱</w:t>
+      </w:r>
       <w:r>
         <w:rPr>
           <w:rFonts w:hint="eastAsia"/>
           <w:szCs w:val="28"/>
         </w:rPr>
-        <w:t>惆悵</w:t>
-      </w:r>
-      <w:r>
-        <w:rPr>
-          <w:rFonts w:hint="eastAsia"/>
+        <w:t>：</w:t>
+      </w:r>
+      <w:r>
+        <w:rPr>
           <w:szCs w:val="28"/>
         </w:rPr>
-        <w:t>（</w:t>
-      </w:r>
-      <w:proofErr w:type="gramStart"/>
-      <w:r>
-        <w:rPr>
-          <w:rFonts w:hint="eastAsia"/>
-          <w:color w:val="FF0000"/>
-          <w:sz w:val="16"/>
-          <w:szCs w:val="16"/>
-        </w:rPr>
-        <w:t>ㄔㄡˊ</w:t>
-      </w:r>
-      <w:proofErr w:type="gramEnd"/>
-      <w:r>
-        <w:rPr>
-          <w:rFonts w:hint="eastAsia"/>
-          <w:color w:val="FF0000"/>
-          <w:sz w:val="16"/>
-          <w:szCs w:val="16"/>
-        </w:rPr>
-        <w:t xml:space="preserve">　</w:t>
-      </w:r>
-      <w:proofErr w:type="gramStart"/>
-      <w:r>
-        <w:rPr>
-          <w:rFonts w:hint="eastAsia"/>
-          <w:color w:val="FF0000"/>
-          <w:sz w:val="16"/>
-          <w:szCs w:val="16"/>
-        </w:rPr>
-        <w:t>ㄔㄤˋ</w:t>
-      </w:r>
-      <w:proofErr w:type="gramEnd"/>
-      <w:r>
-        <w:rPr>
-          <w:rFonts w:hint="eastAsia"/>
-          <w:szCs w:val="28"/>
-        </w:rPr>
-        <w:t>）：</w:t>
-      </w:r>
-      <w:r>
-        <w:rPr>
-          <w:rFonts w:hint="eastAsia"/>
-          <w:szCs w:val="28"/>
-        </w:rPr>
-        <w:t>悲愁、失意。</w:t>
-      </w:r>
-    </w:p>
-    <w:p>
-      <w:pPr>
-        <w:pStyle w:val="a9"/>
-        <w:spacing w:after="0" w:line="360" w:lineRule="exact"/>
-        <w:ind w:leftChars="0" w:right="0" w:firstLine="0"/>
-        <w:rPr>
-          <w:szCs w:val="28"/>
-        </w:rPr>
-      </w:pPr>
-      <w:r>
-        <w:rPr>
-          <w:rFonts w:hint="eastAsia"/>
-          <w:szCs w:val="28"/>
-        </w:rPr>
-        <w:t>【例】想到自己一事無成，他的心中頓時惆悵不已。</w:t>
+        <w:t>指情感深沉、悶塞，無法暢快舒發的狀態。用來形容作品的基調或是作者的心境。在詩詞中，往往帶有一種憂國傷時、身世飄零的悲涼與壓抑感，情感內斂而厚重。</w:t>
       </w:r>
     </w:p>
     <w:p>
@@ -2132,117 +1135,30 @@
           <w:ilvl w:val="0"/>
           <w:numId w:val="14"/>
         </w:numPr>
-        <w:spacing w:after="0" w:line="360" w:lineRule="exact"/>
-        <w:ind w:leftChars="0" w:right="0"/>
+        <w:spacing w:after="0" w:line="480" w:lineRule="exact"/>
+        <w:ind w:leftChars="0" w:left="284" w:right="0" w:hanging="284"/>
         <w:rPr>
           <w:szCs w:val="28"/>
         </w:rPr>
       </w:pPr>
+      <w:r>
+        <w:rPr>
+          <w:szCs w:val="28"/>
+        </w:rPr>
+        <w:t>以動襯靜</w:t>
+      </w:r>
       <w:r>
         <w:rPr>
           <w:rFonts w:hint="eastAsia"/>
           <w:szCs w:val="28"/>
         </w:rPr>
-        <w:t>胸臆</w:t>
-      </w:r>
-      <w:r>
-        <w:rPr>
-          <w:rFonts w:hint="eastAsia"/>
+        <w:t>：</w:t>
+      </w:r>
+      <w:r>
+        <w:rPr>
           <w:szCs w:val="28"/>
         </w:rPr>
-        <w:t>（</w:t>
-      </w:r>
-      <w:proofErr w:type="gramStart"/>
-      <w:r>
-        <w:rPr>
-          <w:rFonts w:hint="eastAsia"/>
-          <w:color w:val="FF0000"/>
-          <w:sz w:val="16"/>
-          <w:szCs w:val="16"/>
-        </w:rPr>
-        <w:t>一ˋ</w:t>
-      </w:r>
-      <w:proofErr w:type="gramEnd"/>
-      <w:r>
-        <w:rPr>
-          <w:rFonts w:hint="eastAsia"/>
-          <w:szCs w:val="28"/>
-        </w:rPr>
-        <w:t>）</w:t>
-      </w:r>
-    </w:p>
-    <w:p>
-      <w:pPr>
-        <w:pStyle w:val="a9"/>
-        <w:numPr>
-          <w:ilvl w:val="0"/>
-          <w:numId w:val="46"/>
-        </w:numPr>
-        <w:spacing w:after="0" w:line="360" w:lineRule="exact"/>
-        <w:ind w:leftChars="0" w:right="0"/>
-        <w:rPr>
-          <w:szCs w:val="28"/>
-        </w:rPr>
-      </w:pPr>
-      <w:r>
-        <w:rPr>
-          <w:rFonts w:hint="eastAsia"/>
-          <w:szCs w:val="28"/>
-        </w:rPr>
-        <w:t>胸部。引申指心中的想法。【例】且讓</w:t>
-      </w:r>
-      <w:proofErr w:type="gramStart"/>
-      <w:r>
-        <w:rPr>
-          <w:rFonts w:hint="eastAsia"/>
-          <w:szCs w:val="28"/>
-        </w:rPr>
-        <w:t>我直抒胸臆</w:t>
-      </w:r>
-      <w:proofErr w:type="gramEnd"/>
-      <w:r>
-        <w:rPr>
-          <w:rFonts w:hint="eastAsia"/>
-          <w:szCs w:val="28"/>
-        </w:rPr>
-        <w:t>，一吐抱負。</w:t>
-      </w:r>
-    </w:p>
-    <w:p>
-      <w:pPr>
-        <w:pStyle w:val="a9"/>
-        <w:numPr>
-          <w:ilvl w:val="0"/>
-          <w:numId w:val="46"/>
-        </w:numPr>
-        <w:spacing w:after="0" w:line="360" w:lineRule="exact"/>
-        <w:ind w:leftChars="0" w:right="0"/>
-        <w:rPr>
-          <w:szCs w:val="28"/>
-        </w:rPr>
-      </w:pPr>
-      <w:r>
-        <w:rPr>
-          <w:rFonts w:hint="eastAsia"/>
-          <w:szCs w:val="28"/>
-        </w:rPr>
-        <w:t>胸懷、氣度。【例】聽他一席話，才知他胸臆</w:t>
-      </w:r>
-      <w:proofErr w:type="gramStart"/>
-      <w:r>
-        <w:rPr>
-          <w:rFonts w:hint="eastAsia"/>
-          <w:szCs w:val="28"/>
-        </w:rPr>
-        <w:t>捲</w:t>
-      </w:r>
-      <w:proofErr w:type="gramEnd"/>
-      <w:r>
-        <w:rPr>
-          <w:rFonts w:hint="eastAsia"/>
-          <w:szCs w:val="28"/>
-        </w:rPr>
-        <w:t>江河，令人驚嘆！</w:t>
+        <w:t>一種寫作手法，透過動態的景物或聲音，來反襯出周遭環境或內心的孤寂與寧靜。如詞中「江上舟搖」，以小船的搖晃反襯出江面的空闊與孤立無援，讓動態的畫面更凸顯出環境的孤寂感。</w:t>
       </w:r>
     </w:p>
     <w:p>
@@ -2252,94 +1168,30 @@
           <w:ilvl w:val="0"/>
           <w:numId w:val="14"/>
         </w:numPr>
-        <w:spacing w:after="0" w:line="360" w:lineRule="exact"/>
-        <w:ind w:leftChars="0" w:right="0"/>
+        <w:spacing w:after="0" w:line="480" w:lineRule="exact"/>
+        <w:ind w:leftChars="0" w:left="284" w:right="0" w:hanging="284"/>
         <w:rPr>
           <w:szCs w:val="28"/>
         </w:rPr>
       </w:pPr>
+      <w:r>
+        <w:rPr>
+          <w:szCs w:val="28"/>
+        </w:rPr>
+        <w:t>反襯</w:t>
+      </w:r>
       <w:r>
         <w:rPr>
           <w:rFonts w:hint="eastAsia"/>
           <w:szCs w:val="28"/>
         </w:rPr>
-        <w:t>裊裊</w:t>
-      </w:r>
-      <w:r>
-        <w:rPr>
-          <w:rFonts w:hint="eastAsia"/>
+        <w:t>：</w:t>
+      </w:r>
+      <w:r>
+        <w:rPr>
           <w:szCs w:val="28"/>
         </w:rPr>
-        <w:t>（</w:t>
-      </w:r>
-      <w:proofErr w:type="gramStart"/>
-      <w:r>
-        <w:rPr>
-          <w:rFonts w:hint="eastAsia"/>
-          <w:color w:val="FF0000"/>
-          <w:sz w:val="16"/>
-          <w:szCs w:val="16"/>
-        </w:rPr>
-        <w:t>ㄋ一ㄠˇ</w:t>
-      </w:r>
-      <w:proofErr w:type="gramEnd"/>
-      <w:r>
-        <w:rPr>
-          <w:rFonts w:hint="eastAsia"/>
-          <w:szCs w:val="28"/>
-        </w:rPr>
-        <w:t>）</w:t>
-      </w:r>
-    </w:p>
-    <w:p>
-      <w:pPr>
-        <w:pStyle w:val="a9"/>
-        <w:numPr>
-          <w:ilvl w:val="0"/>
-          <w:numId w:val="47"/>
-        </w:numPr>
-        <w:spacing w:after="0" w:line="360" w:lineRule="exact"/>
-        <w:ind w:leftChars="0" w:right="0"/>
-        <w:rPr>
-          <w:szCs w:val="28"/>
-        </w:rPr>
-      </w:pPr>
-      <w:proofErr w:type="gramStart"/>
-      <w:r>
-        <w:rPr>
-          <w:rFonts w:hint="eastAsia"/>
-          <w:szCs w:val="28"/>
-        </w:rPr>
-        <w:t>縈迴</w:t>
-      </w:r>
-      <w:proofErr w:type="gramEnd"/>
-      <w:r>
-        <w:rPr>
-          <w:rFonts w:hint="eastAsia"/>
-          <w:szCs w:val="28"/>
-        </w:rPr>
-        <w:t>繚繞、搖曳不定的樣子。【例】輕煙裊裊</w:t>
-      </w:r>
-    </w:p>
-    <w:p>
-      <w:pPr>
-        <w:pStyle w:val="a9"/>
-        <w:numPr>
-          <w:ilvl w:val="0"/>
-          <w:numId w:val="47"/>
-        </w:numPr>
-        <w:spacing w:after="0" w:line="360" w:lineRule="exact"/>
-        <w:ind w:leftChars="0" w:right="0"/>
-        <w:rPr>
-          <w:szCs w:val="28"/>
-        </w:rPr>
-      </w:pPr>
-      <w:r>
-        <w:rPr>
-          <w:rFonts w:hint="eastAsia"/>
-          <w:szCs w:val="28"/>
-        </w:rPr>
-        <w:t>音調悠揚不絕。【例】餘音裊裊</w:t>
+        <w:t>利用主體與對立面（或背景）的差異，來烘托出主體特徵的表現手法。例如岸邊熱鬧的「簾招」（酒旗招展），反而更加突顯了詞人孤身漂泊、無依無靠的孤獨與淒涼。</w:t>
       </w:r>
     </w:p>
     <w:p>
@@ -2349,224 +1201,59 @@
           <w:ilvl w:val="0"/>
           <w:numId w:val="14"/>
         </w:numPr>
-        <w:spacing w:after="0" w:line="360" w:lineRule="exact"/>
-        <w:ind w:leftChars="0" w:right="0"/>
+        <w:spacing w:after="0" w:line="480" w:lineRule="exact"/>
+        <w:ind w:leftChars="0" w:left="284" w:right="0" w:hanging="284"/>
         <w:rPr>
           <w:szCs w:val="28"/>
         </w:rPr>
       </w:pPr>
+      <w:r>
+        <w:rPr>
+          <w:szCs w:val="28"/>
+        </w:rPr>
+        <w:t>韶</w:t>
+      </w:r>
       <w:r>
         <w:rPr>
           <w:rFonts w:hint="eastAsia"/>
           <w:szCs w:val="28"/>
         </w:rPr>
-        <w:t>更迭</w:t>
+        <w:t>(</w:t>
+      </w:r>
+      <w:r>
+        <w:rPr>
+          <w:rFonts w:hint="eastAsia"/>
+          <w:color w:val="EE0000"/>
+          <w:sz w:val="16"/>
+          <w:szCs w:val="16"/>
+        </w:rPr>
+        <w:t>ㄕㄠˊ</w:t>
       </w:r>
       <w:r>
         <w:rPr>
           <w:rFonts w:hint="eastAsia"/>
           <w:szCs w:val="28"/>
         </w:rPr>
-        <w:t>（</w:t>
-      </w:r>
-      <w:proofErr w:type="gramStart"/>
-      <w:r>
-        <w:rPr>
-          <w:rFonts w:hint="eastAsia"/>
-          <w:color w:val="FF0000"/>
-          <w:sz w:val="16"/>
-          <w:szCs w:val="16"/>
-        </w:rPr>
-        <w:t>ㄉ一ㄝˊ</w:t>
-      </w:r>
-      <w:proofErr w:type="gramEnd"/>
+        <w:t>)</w:t>
+      </w:r>
+      <w:r>
+        <w:rPr>
+          <w:szCs w:val="28"/>
+        </w:rPr>
+        <w:t>華</w:t>
+      </w:r>
       <w:r>
         <w:rPr>
           <w:rFonts w:hint="eastAsia"/>
           <w:szCs w:val="28"/>
         </w:rPr>
-        <w:t>）：</w:t>
-      </w:r>
-      <w:r>
-        <w:rPr>
-          <w:rFonts w:hint="eastAsia"/>
+        <w:t>：</w:t>
+      </w:r>
+      <w:r>
+        <w:rPr>
           <w:szCs w:val="28"/>
         </w:rPr>
-        <w:t>接連不斷的交替、更換。</w:t>
-      </w:r>
-    </w:p>
-    <w:p>
-      <w:pPr>
-        <w:pStyle w:val="a9"/>
-        <w:spacing w:after="0" w:line="360" w:lineRule="exact"/>
-        <w:ind w:leftChars="0" w:right="0" w:firstLine="0"/>
-        <w:rPr>
-          <w:szCs w:val="28"/>
-        </w:rPr>
-      </w:pPr>
-      <w:r>
-        <w:rPr>
-          <w:rFonts w:hint="eastAsia"/>
-          <w:szCs w:val="28"/>
-        </w:rPr>
-        <w:t>【例】世代更迭，人事遞</w:t>
-      </w:r>
-      <w:proofErr w:type="gramStart"/>
-      <w:r>
-        <w:rPr>
-          <w:rFonts w:hint="eastAsia"/>
-          <w:szCs w:val="28"/>
-        </w:rPr>
-        <w:t>嬗</w:t>
-      </w:r>
-      <w:proofErr w:type="gramEnd"/>
-      <w:r>
-        <w:rPr>
-          <w:rFonts w:hint="eastAsia"/>
-          <w:szCs w:val="28"/>
-        </w:rPr>
-        <w:t>（</w:t>
-      </w:r>
-      <w:proofErr w:type="gramStart"/>
-      <w:r>
-        <w:rPr>
-          <w:rFonts w:hint="eastAsia"/>
-          <w:color w:val="FF0000"/>
-          <w:sz w:val="16"/>
-          <w:szCs w:val="16"/>
-        </w:rPr>
-        <w:t>ㄕㄢˋ</w:t>
-      </w:r>
-      <w:proofErr w:type="gramEnd"/>
-      <w:r>
-        <w:rPr>
-          <w:rFonts w:hint="eastAsia"/>
-          <w:szCs w:val="28"/>
-        </w:rPr>
-        <w:t>）</w:t>
-      </w:r>
-      <w:r>
-        <w:rPr>
-          <w:rFonts w:hint="eastAsia"/>
-          <w:szCs w:val="28"/>
-        </w:rPr>
-        <w:t>，往昔叱吒一時的風雲人物，又在那裡呢？</w:t>
-      </w:r>
-    </w:p>
-    <w:p>
-      <w:pPr>
-        <w:pStyle w:val="a9"/>
-        <w:spacing w:after="0" w:line="360" w:lineRule="exact"/>
-        <w:ind w:left="560" w:right="0" w:firstLine="0"/>
-        <w:rPr>
-          <w:rFonts w:hint="eastAsia"/>
-          <w:szCs w:val="28"/>
-        </w:rPr>
-      </w:pPr>
-      <w:proofErr w:type="gramStart"/>
-      <w:r>
-        <w:rPr>
-          <w:rFonts w:hint="eastAsia"/>
-          <w:szCs w:val="28"/>
-        </w:rPr>
-        <w:t>嬗</w:t>
-      </w:r>
-      <w:proofErr w:type="gramEnd"/>
-      <w:r>
-        <w:rPr>
-          <w:rFonts w:hint="eastAsia"/>
-          <w:szCs w:val="28"/>
-        </w:rPr>
-        <w:t>，轉換。遞</w:t>
-      </w:r>
-      <w:proofErr w:type="gramStart"/>
-      <w:r>
-        <w:rPr>
-          <w:rFonts w:hint="eastAsia"/>
-          <w:szCs w:val="28"/>
-        </w:rPr>
-        <w:t>嬗</w:t>
-      </w:r>
-      <w:proofErr w:type="gramEnd"/>
-      <w:r>
-        <w:rPr>
-          <w:rFonts w:hint="eastAsia"/>
-          <w:szCs w:val="28"/>
-        </w:rPr>
-        <w:t>指交替轉換。叱吒</w:t>
-      </w:r>
-      <w:r>
-        <w:rPr>
-          <w:rFonts w:hint="eastAsia"/>
-          <w:szCs w:val="28"/>
-        </w:rPr>
-        <w:t>（</w:t>
-      </w:r>
-      <w:proofErr w:type="gramStart"/>
-      <w:r>
-        <w:rPr>
-          <w:rFonts w:hint="eastAsia"/>
-          <w:color w:val="FF0000"/>
-          <w:sz w:val="16"/>
-          <w:szCs w:val="16"/>
-        </w:rPr>
-        <w:t>ㄔˋ</w:t>
-      </w:r>
-      <w:proofErr w:type="gramEnd"/>
-      <w:r>
-        <w:rPr>
-          <w:rFonts w:hint="eastAsia"/>
-          <w:color w:val="FF0000"/>
-          <w:sz w:val="16"/>
-          <w:szCs w:val="16"/>
-        </w:rPr>
-        <w:t xml:space="preserve">　</w:t>
-      </w:r>
-      <w:proofErr w:type="gramStart"/>
-      <w:r>
-        <w:rPr>
-          <w:rFonts w:hint="eastAsia"/>
-          <w:color w:val="FF0000"/>
-          <w:sz w:val="16"/>
-          <w:szCs w:val="16"/>
-        </w:rPr>
-        <w:t>ㄓㄚˋ</w:t>
-      </w:r>
-      <w:proofErr w:type="gramEnd"/>
-      <w:r>
-        <w:rPr>
-          <w:rFonts w:hint="eastAsia"/>
-          <w:szCs w:val="28"/>
-        </w:rPr>
-        <w:t>）：</w:t>
-      </w:r>
-      <w:r>
-        <w:rPr>
-          <w:rFonts w:hint="eastAsia"/>
-          <w:szCs w:val="28"/>
-        </w:rPr>
-        <w:t>大聲斥喝</w:t>
-      </w:r>
-      <w:r>
-        <w:rPr>
-          <w:rFonts w:hint="eastAsia"/>
-          <w:szCs w:val="28"/>
-        </w:rPr>
-        <w:t>，</w:t>
-      </w:r>
-      <w:r>
-        <w:rPr>
-          <w:rFonts w:hint="eastAsia"/>
-          <w:szCs w:val="28"/>
-        </w:rPr>
-        <w:t>形容人威風凜冽</w:t>
-      </w:r>
-      <w:r>
-        <w:rPr>
-          <w:rFonts w:hint="eastAsia"/>
-          <w:szCs w:val="28"/>
-        </w:rPr>
-        <w:t>。</w:t>
+        <w:t>指美好的青春時光或年華。常帶有感傷色彩，用來形容時光飛逝、青春不再的無奈。例如「流光容易把人拋」中的韶華消逝，表現出對生命短暫與歲月無情的深刻體悟。</w:t>
       </w:r>
     </w:p>
     <w:p>
@@ -2576,60 +1263,30 @@
           <w:ilvl w:val="0"/>
           <w:numId w:val="14"/>
         </w:numPr>
-        <w:spacing w:after="0" w:line="360" w:lineRule="exact"/>
-        <w:ind w:leftChars="0" w:right="0"/>
+        <w:spacing w:after="0" w:line="480" w:lineRule="exact"/>
+        <w:ind w:leftChars="0" w:left="284" w:right="0" w:hanging="284"/>
         <w:rPr>
           <w:szCs w:val="28"/>
         </w:rPr>
       </w:pPr>
+      <w:r>
+        <w:rPr>
+          <w:szCs w:val="28"/>
+        </w:rPr>
+        <w:t>熔鑄</w:t>
+      </w:r>
       <w:r>
         <w:rPr>
           <w:rFonts w:hint="eastAsia"/>
           <w:szCs w:val="28"/>
         </w:rPr>
-        <w:t>清新婉約</w:t>
-      </w:r>
-    </w:p>
-    <w:p>
-      <w:pPr>
-        <w:pStyle w:val="a9"/>
-        <w:numPr>
-          <w:ilvl w:val="0"/>
-          <w:numId w:val="48"/>
-        </w:numPr>
-        <w:spacing w:after="0" w:line="360" w:lineRule="exact"/>
-        <w:ind w:leftChars="0" w:right="0"/>
+        <w:t>：</w:t>
+      </w:r>
+      <w:r>
         <w:rPr>
           <w:szCs w:val="28"/>
         </w:rPr>
-      </w:pPr>
-      <w:r>
-        <w:rPr>
-          <w:rFonts w:hint="eastAsia"/>
-          <w:szCs w:val="28"/>
-        </w:rPr>
-        <w:t>清新：語言或風格自然流暢，不做作、不矯揉造作，給人一種純淨、淡雅的感覺，讓人讀起來或聽起來感覺舒服，如春風吹拂一般。</w:t>
-      </w:r>
-    </w:p>
-    <w:p>
-      <w:pPr>
-        <w:pStyle w:val="a9"/>
-        <w:numPr>
-          <w:ilvl w:val="0"/>
-          <w:numId w:val="48"/>
-        </w:numPr>
-        <w:spacing w:after="0" w:line="360" w:lineRule="exact"/>
-        <w:ind w:leftChars="0" w:right="0"/>
-        <w:rPr>
-          <w:szCs w:val="28"/>
-        </w:rPr>
-      </w:pPr>
-      <w:r>
-        <w:rPr>
-          <w:rFonts w:hint="eastAsia"/>
-          <w:szCs w:val="28"/>
-        </w:rPr>
-        <w:t>婉約：表達方式柔美細膩，情感含蓄內斂，不直接強烈地抒發，而是用委婉、優雅的方式來傳遞情感，讓人回味無窮。</w:t>
+        <w:t>本義指鎔化金屬並鑄造器物，比喻將各種不同的思想、情感、材料或藝術手法完美地融合並凝練在一起。指創作者將宏大的時代悲劇與個人細膩的哀愁緊密結合，使文章或詩詞呈現出渾然一體、結構嚴密的高度藝術價值。</w:t>
       </w:r>
     </w:p>
     <w:sectPr>
@@ -6048,6 +4705,95 @@
     </w:lvl>
   </w:abstractNum>
   <w:abstractNum w:abstractNumId="33" w15:restartNumberingAfterBreak="0">
+    <w:nsid w:val="592B164D"/>
+    <w:multiLevelType w:val="hybridMultilevel"/>
+    <w:tmpl w:val="90BE6C7E"/>
+    <w:lvl w:ilvl="0" w:tplc="0409000F">
+      <w:start w:val="1"/>
+      <w:numFmt w:val="decimal"/>
+      <w:lvlText w:val="%1."/>
+      <w:lvlJc w:val="left"/>
+      <w:pPr>
+        <w:ind w:left="343" w:hanging="360"/>
+      </w:pPr>
+      <w:rPr>
+        <w:rFonts w:hint="default"/>
+      </w:rPr>
+    </w:lvl>
+    <w:lvl w:ilvl="1" w:tplc="FFFFFFFF" w:tentative="1">
+      <w:start w:val="1"/>
+      <w:numFmt w:val="ideographTraditional"/>
+      <w:lvlText w:val="%2、"/>
+      <w:lvlJc w:val="left"/>
+      <w:pPr>
+        <w:ind w:left="960" w:hanging="480"/>
+      </w:pPr>
+    </w:lvl>
+    <w:lvl w:ilvl="2" w:tplc="FFFFFFFF" w:tentative="1">
+      <w:start w:val="1"/>
+      <w:numFmt w:val="lowerRoman"/>
+      <w:lvlText w:val="%3."/>
+      <w:lvlJc w:val="right"/>
+      <w:pPr>
+        <w:ind w:left="1440" w:hanging="480"/>
+      </w:pPr>
+    </w:lvl>
+    <w:lvl w:ilvl="3" w:tplc="FFFFFFFF" w:tentative="1">
+      <w:start w:val="1"/>
+      <w:numFmt w:val="decimal"/>
+      <w:lvlText w:val="%4."/>
+      <w:lvlJc w:val="left"/>
+      <w:pPr>
+        <w:ind w:left="1920" w:hanging="480"/>
+      </w:pPr>
+    </w:lvl>
+    <w:lvl w:ilvl="4" w:tplc="FFFFFFFF" w:tentative="1">
+      <w:start w:val="1"/>
+      <w:numFmt w:val="ideographTraditional"/>
+      <w:lvlText w:val="%5、"/>
+      <w:lvlJc w:val="left"/>
+      <w:pPr>
+        <w:ind w:left="2400" w:hanging="480"/>
+      </w:pPr>
+    </w:lvl>
+    <w:lvl w:ilvl="5" w:tplc="FFFFFFFF" w:tentative="1">
+      <w:start w:val="1"/>
+      <w:numFmt w:val="lowerRoman"/>
+      <w:lvlText w:val="%6."/>
+      <w:lvlJc w:val="right"/>
+      <w:pPr>
+        <w:ind w:left="2880" w:hanging="480"/>
+      </w:pPr>
+    </w:lvl>
+    <w:lvl w:ilvl="6" w:tplc="FFFFFFFF" w:tentative="1">
+      <w:start w:val="1"/>
+      <w:numFmt w:val="decimal"/>
+      <w:lvlText w:val="%7."/>
+      <w:lvlJc w:val="left"/>
+      <w:pPr>
+        <w:ind w:left="3360" w:hanging="480"/>
+      </w:pPr>
+    </w:lvl>
+    <w:lvl w:ilvl="7" w:tplc="FFFFFFFF" w:tentative="1">
+      <w:start w:val="1"/>
+      <w:numFmt w:val="ideographTraditional"/>
+      <w:lvlText w:val="%8、"/>
+      <w:lvlJc w:val="left"/>
+      <w:pPr>
+        <w:ind w:left="3840" w:hanging="480"/>
+      </w:pPr>
+    </w:lvl>
+    <w:lvl w:ilvl="8" w:tplc="FFFFFFFF" w:tentative="1">
+      <w:start w:val="1"/>
+      <w:numFmt w:val="lowerRoman"/>
+      <w:lvlText w:val="%9."/>
+      <w:lvlJc w:val="right"/>
+      <w:pPr>
+        <w:ind w:left="4320" w:hanging="480"/>
+      </w:pPr>
+    </w:lvl>
+  </w:abstractNum>
+  <w:abstractNum w:abstractNumId="34" w15:restartNumberingAfterBreak="0">
     <w:nsid w:val="5C0D296D"/>
     <w:multiLevelType w:val="hybridMultilevel"/>
     <w:tmpl w:val="F1DE8324"/>
@@ -6160,7 +4906,7 @@
       </w:rPr>
     </w:lvl>
   </w:abstractNum>
-  <w:abstractNum w:abstractNumId="34" w15:restartNumberingAfterBreak="0">
+  <w:abstractNum w:abstractNumId="35" w15:restartNumberingAfterBreak="0">
     <w:nsid w:val="5CD77466"/>
     <w:multiLevelType w:val="hybridMultilevel"/>
     <w:tmpl w:val="9CF61630"/>
@@ -6246,7 +4992,7 @@
       </w:pPr>
     </w:lvl>
   </w:abstractNum>
-  <w:abstractNum w:abstractNumId="35" w15:restartNumberingAfterBreak="0">
+  <w:abstractNum w:abstractNumId="36" w15:restartNumberingAfterBreak="0">
     <w:nsid w:val="5D0F49C2"/>
     <w:multiLevelType w:val="hybridMultilevel"/>
     <w:tmpl w:val="933C0848"/>
@@ -6359,7 +5105,7 @@
       </w:rPr>
     </w:lvl>
   </w:abstractNum>
-  <w:abstractNum w:abstractNumId="36" w15:restartNumberingAfterBreak="0">
+  <w:abstractNum w:abstractNumId="37" w15:restartNumberingAfterBreak="0">
     <w:nsid w:val="5EB2103C"/>
     <w:multiLevelType w:val="hybridMultilevel"/>
     <w:tmpl w:val="CCA6917A"/>
@@ -6472,7 +5218,7 @@
       </w:rPr>
     </w:lvl>
   </w:abstractNum>
-  <w:abstractNum w:abstractNumId="37" w15:restartNumberingAfterBreak="0">
+  <w:abstractNum w:abstractNumId="38" w15:restartNumberingAfterBreak="0">
     <w:nsid w:val="5EFE7DE2"/>
     <w:multiLevelType w:val="hybridMultilevel"/>
     <w:tmpl w:val="3B0A68E0"/>
@@ -6585,7 +5331,7 @@
       </w:rPr>
     </w:lvl>
   </w:abstractNum>
-  <w:abstractNum w:abstractNumId="38" w15:restartNumberingAfterBreak="0">
+  <w:abstractNum w:abstractNumId="39" w15:restartNumberingAfterBreak="0">
     <w:nsid w:val="5FF200C3"/>
     <w:multiLevelType w:val="hybridMultilevel"/>
     <w:tmpl w:val="035C4DA0"/>
@@ -6674,7 +5420,7 @@
       </w:pPr>
     </w:lvl>
   </w:abstractNum>
-  <w:abstractNum w:abstractNumId="39" w15:restartNumberingAfterBreak="0">
+  <w:abstractNum w:abstractNumId="40" w15:restartNumberingAfterBreak="0">
     <w:nsid w:val="60793F8E"/>
     <w:multiLevelType w:val="hybridMultilevel"/>
     <w:tmpl w:val="BD1437BA"/>
@@ -6787,7 +5533,7 @@
       </w:rPr>
     </w:lvl>
   </w:abstractNum>
-  <w:abstractNum w:abstractNumId="40" w15:restartNumberingAfterBreak="0">
+  <w:abstractNum w:abstractNumId="41" w15:restartNumberingAfterBreak="0">
     <w:nsid w:val="613910B7"/>
     <w:multiLevelType w:val="hybridMultilevel"/>
     <w:tmpl w:val="E6D4D7A0"/>
@@ -6900,7 +5646,7 @@
       </w:rPr>
     </w:lvl>
   </w:abstractNum>
-  <w:abstractNum w:abstractNumId="41" w15:restartNumberingAfterBreak="0">
+  <w:abstractNum w:abstractNumId="42" w15:restartNumberingAfterBreak="0">
     <w:nsid w:val="6A3128B9"/>
     <w:multiLevelType w:val="hybridMultilevel"/>
     <w:tmpl w:val="868C1276"/>
@@ -6989,7 +5735,7 @@
       </w:pPr>
     </w:lvl>
   </w:abstractNum>
-  <w:abstractNum w:abstractNumId="42" w15:restartNumberingAfterBreak="0">
+  <w:abstractNum w:abstractNumId="43" w15:restartNumberingAfterBreak="0">
     <w:nsid w:val="6F166BDC"/>
     <w:multiLevelType w:val="hybridMultilevel"/>
     <w:tmpl w:val="2ED2A290"/>
@@ -7075,7 +5821,7 @@
       </w:pPr>
     </w:lvl>
   </w:abstractNum>
-  <w:abstractNum w:abstractNumId="43" w15:restartNumberingAfterBreak="0">
+  <w:abstractNum w:abstractNumId="44" w15:restartNumberingAfterBreak="0">
     <w:nsid w:val="75AB0483"/>
     <w:multiLevelType w:val="hybridMultilevel"/>
     <w:tmpl w:val="64B6F04C"/>
@@ -7188,7 +5934,7 @@
       </w:rPr>
     </w:lvl>
   </w:abstractNum>
-  <w:abstractNum w:abstractNumId="44" w15:restartNumberingAfterBreak="0">
+  <w:abstractNum w:abstractNumId="45" w15:restartNumberingAfterBreak="0">
     <w:nsid w:val="770B3824"/>
     <w:multiLevelType w:val="hybridMultilevel"/>
     <w:tmpl w:val="DC38D608"/>
@@ -7301,7 +6047,7 @@
       </w:rPr>
     </w:lvl>
   </w:abstractNum>
-  <w:abstractNum w:abstractNumId="45" w15:restartNumberingAfterBreak="0">
+  <w:abstractNum w:abstractNumId="46" w15:restartNumberingAfterBreak="0">
     <w:nsid w:val="7AEF7738"/>
     <w:multiLevelType w:val="hybridMultilevel"/>
     <w:tmpl w:val="BD4EF894"/>
@@ -7390,7 +6136,7 @@
       </w:pPr>
     </w:lvl>
   </w:abstractNum>
-  <w:abstractNum w:abstractNumId="46" w15:restartNumberingAfterBreak="0">
+  <w:abstractNum w:abstractNumId="47" w15:restartNumberingAfterBreak="0">
     <w:nsid w:val="7CF06641"/>
     <w:multiLevelType w:val="hybridMultilevel"/>
     <w:tmpl w:val="38987BB6"/>
@@ -7503,7 +6249,7 @@
       </w:rPr>
     </w:lvl>
   </w:abstractNum>
-  <w:abstractNum w:abstractNumId="47" w15:restartNumberingAfterBreak="0">
+  <w:abstractNum w:abstractNumId="48" w15:restartNumberingAfterBreak="0">
     <w:nsid w:val="7ED21F2D"/>
     <w:multiLevelType w:val="hybridMultilevel"/>
     <w:tmpl w:val="67B28E22"/>
@@ -7590,7 +6336,7 @@
     </w:lvl>
   </w:abstractNum>
   <w:num w:numId="1" w16cid:durableId="1623654899">
-    <w:abstractNumId w:val="39"/>
+    <w:abstractNumId w:val="40"/>
   </w:num>
   <w:num w:numId="2" w16cid:durableId="2051491615">
     <w:abstractNumId w:val="10"/>
@@ -7605,19 +6351,19 @@
     <w:abstractNumId w:val="25"/>
   </w:num>
   <w:num w:numId="6" w16cid:durableId="702557688">
-    <w:abstractNumId w:val="44"/>
+    <w:abstractNumId w:val="45"/>
   </w:num>
   <w:num w:numId="7" w16cid:durableId="126170541">
     <w:abstractNumId w:val="5"/>
   </w:num>
   <w:num w:numId="8" w16cid:durableId="91359410">
-    <w:abstractNumId w:val="47"/>
+    <w:abstractNumId w:val="48"/>
   </w:num>
   <w:num w:numId="9" w16cid:durableId="526260562">
     <w:abstractNumId w:val="27"/>
   </w:num>
   <w:num w:numId="10" w16cid:durableId="1991328656">
-    <w:abstractNumId w:val="38"/>
+    <w:abstractNumId w:val="39"/>
   </w:num>
   <w:num w:numId="11" w16cid:durableId="1319730064">
     <w:abstractNumId w:val="6"/>
@@ -7635,10 +6381,10 @@
     <w:abstractNumId w:val="23"/>
   </w:num>
   <w:num w:numId="16" w16cid:durableId="608513508">
-    <w:abstractNumId w:val="37"/>
+    <w:abstractNumId w:val="38"/>
   </w:num>
   <w:num w:numId="17" w16cid:durableId="14233912">
-    <w:abstractNumId w:val="42"/>
+    <w:abstractNumId w:val="43"/>
   </w:num>
   <w:num w:numId="18" w16cid:durableId="1046372272">
     <w:abstractNumId w:val="12"/>
@@ -7653,7 +6399,7 @@
     <w:abstractNumId w:val="20"/>
   </w:num>
   <w:num w:numId="22" w16cid:durableId="650645936">
-    <w:abstractNumId w:val="45"/>
+    <w:abstractNumId w:val="46"/>
   </w:num>
   <w:num w:numId="23" w16cid:durableId="511377458">
     <w:abstractNumId w:val="24"/>
@@ -7695,22 +6441,22 @@
     <w:abstractNumId w:val="32"/>
   </w:num>
   <w:num w:numId="36" w16cid:durableId="1452703457">
-    <w:abstractNumId w:val="46"/>
+    <w:abstractNumId w:val="47"/>
   </w:num>
   <w:num w:numId="37" w16cid:durableId="1946233452">
-    <w:abstractNumId w:val="33"/>
+    <w:abstractNumId w:val="34"/>
   </w:num>
   <w:num w:numId="38" w16cid:durableId="1977949250">
     <w:abstractNumId w:val="7"/>
   </w:num>
   <w:num w:numId="39" w16cid:durableId="730931500">
-    <w:abstractNumId w:val="34"/>
+    <w:abstractNumId w:val="35"/>
   </w:num>
   <w:num w:numId="40" w16cid:durableId="23671968">
     <w:abstractNumId w:val="30"/>
   </w:num>
   <w:num w:numId="41" w16cid:durableId="1842507633">
-    <w:abstractNumId w:val="41"/>
+    <w:abstractNumId w:val="42"/>
   </w:num>
   <w:num w:numId="42" w16cid:durableId="1893615332">
     <w:abstractNumId w:val="22"/>
@@ -7722,16 +6468,19 @@
     <w:abstractNumId w:val="18"/>
   </w:num>
   <w:num w:numId="45" w16cid:durableId="2123761469">
+    <w:abstractNumId w:val="37"/>
+  </w:num>
+  <w:num w:numId="46" w16cid:durableId="592082537">
+    <w:abstractNumId w:val="41"/>
+  </w:num>
+  <w:num w:numId="47" w16cid:durableId="833684159">
+    <w:abstractNumId w:val="44"/>
+  </w:num>
+  <w:num w:numId="48" w16cid:durableId="594941955">
     <w:abstractNumId w:val="36"/>
   </w:num>
-  <w:num w:numId="46" w16cid:durableId="592082537">
-    <w:abstractNumId w:val="40"/>
-  </w:num>
-  <w:num w:numId="47" w16cid:durableId="833684159">
-    <w:abstractNumId w:val="43"/>
-  </w:num>
-  <w:num w:numId="48" w16cid:durableId="594941955">
-    <w:abstractNumId w:val="35"/>
+  <w:num w:numId="49" w16cid:durableId="734546693">
+    <w:abstractNumId w:val="33"/>
   </w:num>
 </w:numbering>
 </file>
@@ -8188,6 +6937,7 @@
   <w:style w:type="character" w:default="1" w:styleId="a0">
     <w:name w:val="Default Paragraph Font"/>
     <w:uiPriority w:val="1"/>
+    <w:semiHidden/>
     <w:unhideWhenUsed/>
   </w:style>
   <w:style w:type="table" w:default="1" w:styleId="a1">
